--- a/CV2.docx
+++ b/CV2.docx
@@ -4,910 +4,2160 @@
   <w:body>
     <w:p>
       <w:pPr>
-        <w:spacing w:after="241" w:line="259" w:lineRule="auto"/>
-        <w:ind w:left="132" w:firstLine="0"/>
-        <w:jc w:val="center"/>
-      </w:pPr>
-      <w:r>
-        <w:rPr>
-          <w:b/>
-          <w:sz w:val="40"/>
-        </w:rPr>
-        <w:t xml:space="preserve">Diogo Musso Coutinho </w:t>
+        <w:rPr>
+          <w:b/>
+          <w:bCs/>
+          <w:sz w:val="44"/>
+          <w:szCs w:val="44"/>
+        </w:rPr>
+      </w:pPr>
+      <w:r>
+        <w:rPr>
+          <w:b/>
+          <w:bCs/>
+          <w:sz w:val="44"/>
+          <w:szCs w:val="44"/>
+        </w:rPr>
+        <w:t>Diogo Musso Coutinho</w:t>
       </w:r>
     </w:p>
     <w:p>
       <w:pPr>
-        <w:pStyle w:val="Ttulo1"/>
-        <w:ind w:left="-5"/>
-      </w:pPr>
-      <w:r>
-        <w:t xml:space="preserve">Formação </w:t>
-      </w:r>
+        <w:rPr>
+          <w:sz w:val="18"/>
+          <w:szCs w:val="18"/>
+        </w:rPr>
+      </w:pPr>
+      <w:r>
+        <w:rPr>
+          <w:sz w:val="18"/>
+          <w:szCs w:val="18"/>
+        </w:rPr>
+        <w:t>Diogo232musso@gmail.com</w:t>
+      </w:r>
+      <w:r>
+        <w:rPr>
+          <w:sz w:val="18"/>
+          <w:szCs w:val="18"/>
+        </w:rPr>
+        <w:t xml:space="preserve"> | </w:t>
+      </w:r>
+      <w:r>
+        <w:rPr>
+          <w:sz w:val="18"/>
+          <w:szCs w:val="18"/>
+        </w:rPr>
+        <w:t>(11) 99693-1901</w:t>
+      </w:r>
+      <w:r>
+        <w:rPr>
+          <w:sz w:val="18"/>
+          <w:szCs w:val="18"/>
+        </w:rPr>
+        <w:t xml:space="preserve"> | www.linkedin.com/in/diogo-coutinho- | Portfólio Web: </w:t>
+      </w:r>
+      <w:hyperlink r:id="rId5" w:tooltip="null" w:history="1">
+        <w:r>
+          <w:rPr>
+            <w:rStyle w:val="Hyperlink"/>
+            <w:sz w:val="18"/>
+            <w:szCs w:val="18"/>
+          </w:rPr>
+          <w:t>dids1901.github.io</w:t>
+        </w:r>
+      </w:hyperlink>
     </w:p>
     <w:p>
       <w:pPr>
-        <w:tabs>
-          <w:tab w:val="center" w:pos="6482"/>
-          <w:tab w:val="center" w:pos="7203"/>
-          <w:tab w:val="center" w:pos="7923"/>
-          <w:tab w:val="right" w:pos="11967"/>
-        </w:tabs>
-        <w:spacing w:after="0" w:line="259" w:lineRule="auto"/>
-        <w:ind w:left="0" w:firstLine="0"/>
-      </w:pPr>
-      <w:r>
-        <w:rPr>
-          <w:b/>
-        </w:rPr>
-        <w:t xml:space="preserve">Instituto Mauá de Tecnologia                                                         </w:t>
-      </w:r>
-      <w:r>
-        <w:rPr>
-          <w:b/>
-        </w:rPr>
-        <w:tab/>
-        <w:t xml:space="preserve">         </w:t>
-      </w:r>
-      <w:r>
-        <w:rPr>
-          <w:b/>
-        </w:rPr>
-        <w:tab/>
-        <w:t xml:space="preserve"> </w:t>
-      </w:r>
-      <w:r>
-        <w:rPr>
-          <w:b/>
-        </w:rPr>
-        <w:tab/>
-      </w:r>
-      <w:r>
-        <w:rPr>
-          <w:b/>
-        </w:rPr>
-        <w:tab/>
-        <w:t xml:space="preserve">                      </w:t>
-      </w:r>
-      <w:r>
-        <w:rPr>
-          <w:color w:val="7F7F7F"/>
-        </w:rPr>
-        <w:t xml:space="preserve">FEV 2023 – DEZ 2027 </w:t>
+        <w:rPr>
+          <w:b/>
+          <w:bCs/>
+          <w:sz w:val="24"/>
+        </w:rPr>
+      </w:pPr>
+      <w:r>
+        <w:rPr>
+          <w:b/>
+          <w:bCs/>
+          <w:sz w:val="24"/>
+        </w:rPr>
+        <w:t>Formação</w:t>
       </w:r>
     </w:p>
     <w:p>
       <w:pPr>
-        <w:spacing w:after="174"/>
-        <w:ind w:left="-5"/>
-      </w:pPr>
-      <w:r>
-        <w:t>Bacharelado em Engenharia da Computação - Bolsa por mérito acadêmico</w:t>
+        <w:rPr>
+          <w:sz w:val="18"/>
+          <w:szCs w:val="18"/>
+        </w:rPr>
+      </w:pPr>
+      <w:r>
+        <w:rPr>
+          <w:sz w:val="18"/>
+          <w:szCs w:val="18"/>
+        </w:rPr>
+        <w:t>Instituto Mauá de Tecnologia</w:t>
+      </w:r>
+      <w:r>
+        <w:rPr>
+          <w:color w:val="747474" w:themeColor="background2" w:themeShade="80"/>
+          <w:sz w:val="18"/>
+          <w:szCs w:val="18"/>
+        </w:rPr>
+        <w:t xml:space="preserve"> (</w:t>
+      </w:r>
+      <w:r>
+        <w:rPr>
+          <w:color w:val="747474" w:themeColor="background2" w:themeShade="80"/>
+          <w:sz w:val="18"/>
+          <w:szCs w:val="18"/>
+        </w:rPr>
+        <w:t>FEV 2023 – DEZ 2027</w:t>
+      </w:r>
+      <w:r>
+        <w:rPr>
+          <w:color w:val="747474" w:themeColor="background2" w:themeShade="80"/>
+          <w:sz w:val="18"/>
+          <w:szCs w:val="18"/>
+        </w:rPr>
+        <w:t>)</w:t>
       </w:r>
     </w:p>
     <w:p>
       <w:pPr>
-        <w:pStyle w:val="Ttulo1"/>
-        <w:ind w:left="-5"/>
-      </w:pPr>
-      <w:r>
-        <w:t xml:space="preserve">Experiências </w:t>
+        <w:numPr>
+          <w:ilvl w:val="0"/>
+          <w:numId w:val="7"/>
+        </w:numPr>
+        <w:rPr>
+          <w:sz w:val="18"/>
+          <w:szCs w:val="18"/>
+        </w:rPr>
+      </w:pPr>
+      <w:r>
+        <w:rPr>
+          <w:b/>
+          <w:bCs/>
+          <w:sz w:val="18"/>
+          <w:szCs w:val="18"/>
+        </w:rPr>
+        <w:t>Bacharelado</w:t>
+      </w:r>
+      <w:r>
+        <w:rPr>
+          <w:sz w:val="18"/>
+          <w:szCs w:val="18"/>
+        </w:rPr>
+        <w:t xml:space="preserve"> em </w:t>
+      </w:r>
+      <w:r>
+        <w:rPr>
+          <w:b/>
+          <w:bCs/>
+          <w:sz w:val="18"/>
+          <w:szCs w:val="18"/>
+        </w:rPr>
+        <w:t>Engenharia</w:t>
+      </w:r>
+      <w:r>
+        <w:rPr>
+          <w:sz w:val="18"/>
+          <w:szCs w:val="18"/>
+        </w:rPr>
+        <w:t xml:space="preserve"> </w:t>
+      </w:r>
+      <w:r>
+        <w:rPr>
+          <w:b/>
+          <w:bCs/>
+          <w:sz w:val="18"/>
+          <w:szCs w:val="18"/>
+        </w:rPr>
+        <w:t>da</w:t>
+      </w:r>
+      <w:r>
+        <w:rPr>
+          <w:sz w:val="18"/>
+          <w:szCs w:val="18"/>
+        </w:rPr>
+        <w:t xml:space="preserve"> </w:t>
+      </w:r>
+      <w:r>
+        <w:rPr>
+          <w:b/>
+          <w:bCs/>
+          <w:sz w:val="18"/>
+          <w:szCs w:val="18"/>
+        </w:rPr>
+        <w:t>Computação</w:t>
+      </w:r>
+      <w:r>
+        <w:rPr>
+          <w:sz w:val="18"/>
+          <w:szCs w:val="18"/>
+        </w:rPr>
+        <w:t xml:space="preserve">, </w:t>
+      </w:r>
+      <w:r>
+        <w:rPr>
+          <w:b/>
+          <w:bCs/>
+          <w:color w:val="000000" w:themeColor="text1"/>
+          <w:sz w:val="18"/>
+          <w:szCs w:val="18"/>
+        </w:rPr>
+        <w:t>b</w:t>
+      </w:r>
+      <w:r>
+        <w:rPr>
+          <w:b/>
+          <w:bCs/>
+          <w:color w:val="000000" w:themeColor="text1"/>
+          <w:sz w:val="18"/>
+          <w:szCs w:val="18"/>
+        </w:rPr>
+        <w:t>olsa</w:t>
+      </w:r>
+      <w:r>
+        <w:rPr>
+          <w:color w:val="000000" w:themeColor="text1"/>
+          <w:sz w:val="18"/>
+          <w:szCs w:val="18"/>
+        </w:rPr>
+        <w:t xml:space="preserve"> </w:t>
+      </w:r>
+      <w:r>
+        <w:rPr>
+          <w:sz w:val="18"/>
+          <w:szCs w:val="18"/>
+        </w:rPr>
+        <w:t>por mérito acadêmico</w:t>
       </w:r>
     </w:p>
     <w:p>
       <w:pPr>
-        <w:pStyle w:val="Ttulo2"/>
-        <w:tabs>
-          <w:tab w:val="center" w:pos="5041"/>
-          <w:tab w:val="center" w:pos="5762"/>
-          <w:tab w:val="center" w:pos="6482"/>
-          <w:tab w:val="center" w:pos="7203"/>
-          <w:tab w:val="right" w:pos="11967"/>
-        </w:tabs>
-        <w:ind w:left="-15" w:firstLine="0"/>
-      </w:pPr>
-      <w:r>
-        <w:t>Desenvolvimento d</w:t>
-      </w:r>
-      <w:r>
-        <w:t xml:space="preserve">o </w:t>
-      </w:r>
-      <w:proofErr w:type="spellStart"/>
-      <w:r>
-        <w:t>Unwind</w:t>
-      </w:r>
-      <w:proofErr w:type="spellEnd"/>
-      <w:r>
-        <w:rPr>
-          <w:u w:val="none"/>
-        </w:rPr>
-        <w:t xml:space="preserve">                                        </w:t>
-      </w:r>
-      <w:r>
-        <w:rPr>
-          <w:u w:val="none"/>
-        </w:rPr>
-        <w:tab/>
-        <w:t xml:space="preserve">         </w:t>
-      </w:r>
-      <w:r>
-        <w:rPr>
-          <w:u w:val="none"/>
-        </w:rPr>
-        <w:tab/>
-        <w:t xml:space="preserve">         </w:t>
-      </w:r>
-      <w:r>
-        <w:rPr>
-          <w:u w:val="none"/>
-        </w:rPr>
-        <w:tab/>
-        <w:t xml:space="preserve">       </w:t>
-      </w:r>
-      <w:r>
-        <w:rPr>
-          <w:u w:val="none"/>
-        </w:rPr>
-        <w:tab/>
-        <w:t xml:space="preserve"> </w:t>
-      </w:r>
-      <w:r>
-        <w:rPr>
-          <w:u w:val="none"/>
-        </w:rPr>
-        <w:tab/>
-        <w:t xml:space="preserve">                                 </w:t>
-      </w:r>
-      <w:r>
-        <w:rPr>
-          <w:b w:val="0"/>
-          <w:color w:val="7F7F7F"/>
-          <w:u w:val="none"/>
-        </w:rPr>
-        <w:t xml:space="preserve">JUN 2024 </w:t>
-      </w:r>
-      <w:r>
-        <w:rPr>
-          <w:b w:val="0"/>
-          <w:color w:val="7F7F7F"/>
-          <w:u w:val="none"/>
-        </w:rPr>
-        <w:t>– PRESENT</w:t>
-      </w:r>
-      <w:r>
-        <w:rPr>
-          <w:b w:val="0"/>
-          <w:color w:val="7F7F7F"/>
-          <w:u w:val="none"/>
-        </w:rPr>
-        <w:t xml:space="preserve"> </w:t>
+        <w:rPr>
+          <w:b/>
+          <w:bCs/>
+          <w:sz w:val="24"/>
+        </w:rPr>
+      </w:pPr>
+      <w:r>
+        <w:rPr>
+          <w:b/>
+          <w:bCs/>
+          <w:sz w:val="24"/>
+        </w:rPr>
+        <w:t>Experiências, Projetos Principais</w:t>
       </w:r>
     </w:p>
     <w:p>
       <w:pPr>
-        <w:pStyle w:val="Ttulo2"/>
-        <w:tabs>
-          <w:tab w:val="center" w:pos="6482"/>
-          <w:tab w:val="center" w:pos="7203"/>
-          <w:tab w:val="center" w:pos="7923"/>
-          <w:tab w:val="center" w:pos="8643"/>
-          <w:tab w:val="right" w:pos="11967"/>
-        </w:tabs>
-        <w:ind w:left="-15" w:firstLine="0"/>
-        <w:rPr>
-          <w:b w:val="0"/>
-          <w:u w:val="none"/>
-        </w:rPr>
-      </w:pPr>
-      <w:r>
-        <w:rPr>
-          <w:b w:val="0"/>
-          <w:u w:val="none"/>
-        </w:rPr>
-        <w:t xml:space="preserve">Criação de um aplicativo de rede social para recomendação de filmes, séries e jogos, utilizando </w:t>
+        <w:rPr>
+          <w:sz w:val="18"/>
+          <w:szCs w:val="18"/>
+        </w:rPr>
+      </w:pPr>
+      <w:r>
+        <w:rPr>
+          <w:sz w:val="18"/>
+          <w:szCs w:val="18"/>
+        </w:rPr>
+        <w:t xml:space="preserve">Desenvolvimento do App </w:t>
       </w:r>
       <w:proofErr w:type="spellStart"/>
       <w:r>
         <w:rPr>
-          <w:b w:val="0"/>
-          <w:u w:val="none"/>
-        </w:rPr>
-        <w:t>Firebase</w:t>
+          <w:b/>
+          <w:bCs/>
+          <w:sz w:val="18"/>
+          <w:szCs w:val="18"/>
+        </w:rPr>
+        <w:t>Unwind</w:t>
       </w:r>
       <w:proofErr w:type="spellEnd"/>
       <w:r>
         <w:rPr>
-          <w:b w:val="0"/>
-          <w:u w:val="none"/>
-        </w:rPr>
-        <w:t xml:space="preserve"> para banco de dados, web </w:t>
+          <w:sz w:val="18"/>
+          <w:szCs w:val="18"/>
+        </w:rPr>
+        <w:t xml:space="preserve"> (Projeto Pessoal): </w:t>
+      </w:r>
+      <w:r>
+        <w:rPr>
+          <w:b/>
+          <w:bCs/>
+          <w:sz w:val="18"/>
+          <w:szCs w:val="18"/>
+        </w:rPr>
+        <w:t>Idealizei e desenvolvi</w:t>
+      </w:r>
+      <w:r>
+        <w:rPr>
+          <w:sz w:val="18"/>
+          <w:szCs w:val="18"/>
+        </w:rPr>
+        <w:t xml:space="preserve"> de ponta a ponta o </w:t>
       </w:r>
       <w:proofErr w:type="spellStart"/>
       <w:r>
         <w:rPr>
-          <w:b w:val="0"/>
-          <w:u w:val="none"/>
-        </w:rPr>
-        <w:t>scraping</w:t>
+          <w:b/>
+          <w:bCs/>
+          <w:sz w:val="18"/>
+          <w:szCs w:val="18"/>
+        </w:rPr>
+        <w:t>Unwind</w:t>
       </w:r>
       <w:proofErr w:type="spellEnd"/>
       <w:r>
         <w:rPr>
-          <w:b w:val="0"/>
-          <w:u w:val="none"/>
+          <w:sz w:val="18"/>
+          <w:szCs w:val="18"/>
+        </w:rPr>
+        <w:t xml:space="preserve">, uma </w:t>
+      </w:r>
+      <w:r>
+        <w:rPr>
+          <w:b/>
+          <w:bCs/>
+          <w:sz w:val="18"/>
+          <w:szCs w:val="18"/>
+        </w:rPr>
+        <w:t>rede social</w:t>
+      </w:r>
+      <w:r>
+        <w:rPr>
+          <w:sz w:val="18"/>
+          <w:szCs w:val="18"/>
+        </w:rPr>
+        <w:t xml:space="preserve"> para </w:t>
+      </w:r>
+      <w:r>
+        <w:rPr>
+          <w:b/>
+          <w:bCs/>
+          <w:sz w:val="18"/>
+          <w:szCs w:val="18"/>
+        </w:rPr>
+        <w:t>gerenciamento</w:t>
+      </w:r>
+      <w:r>
+        <w:rPr>
+          <w:sz w:val="18"/>
+          <w:szCs w:val="18"/>
+        </w:rPr>
+        <w:t xml:space="preserve"> e </w:t>
+      </w:r>
+      <w:r>
+        <w:rPr>
+          <w:b/>
+          <w:bCs/>
+          <w:sz w:val="18"/>
+          <w:szCs w:val="18"/>
+        </w:rPr>
+        <w:t>descoberta</w:t>
+      </w:r>
+      <w:r>
+        <w:rPr>
+          <w:sz w:val="18"/>
+          <w:szCs w:val="18"/>
+        </w:rPr>
+        <w:t xml:space="preserve"> de </w:t>
+      </w:r>
+      <w:r>
+        <w:rPr>
+          <w:b/>
+          <w:bCs/>
+          <w:sz w:val="18"/>
+          <w:szCs w:val="18"/>
+        </w:rPr>
+        <w:t>mídias</w:t>
+      </w:r>
+      <w:r>
+        <w:rPr>
+          <w:sz w:val="18"/>
+          <w:szCs w:val="18"/>
+        </w:rPr>
+        <w:t xml:space="preserve"> (filmes, séries e games), atualmente em fase</w:t>
+      </w:r>
+      <w:r>
+        <w:rPr>
+          <w:sz w:val="18"/>
+          <w:szCs w:val="18"/>
+        </w:rPr>
+        <w:t>.</w:t>
+      </w:r>
+      <w:r>
+        <w:rPr>
+          <w:sz w:val="18"/>
+          <w:szCs w:val="18"/>
         </w:rPr>
         <w:t xml:space="preserve"> </w:t>
       </w:r>
       <w:r>
         <w:rPr>
-          <w:b w:val="0"/>
-          <w:u w:val="none"/>
-        </w:rPr>
-        <w:t xml:space="preserve">e </w:t>
-      </w:r>
-      <w:r>
-        <w:rPr>
-          <w:b w:val="0"/>
-          <w:u w:val="none"/>
-        </w:rPr>
-        <w:t xml:space="preserve">APIs </w:t>
-      </w:r>
-      <w:r>
-        <w:rPr>
-          <w:b w:val="0"/>
-          <w:u w:val="none"/>
-        </w:rPr>
-        <w:t>para seleção</w:t>
-      </w:r>
-      <w:r>
-        <w:rPr>
-          <w:b w:val="0"/>
-          <w:u w:val="none"/>
-        </w:rPr>
-        <w:t xml:space="preserve"> e coleta</w:t>
-      </w:r>
-      <w:r>
-        <w:rPr>
-          <w:b w:val="0"/>
-          <w:u w:val="none"/>
-        </w:rPr>
-        <w:t xml:space="preserve"> das mídias mais relevantes. Idealizei o projeto, atuei ativamente na parte criativa, desenvolvi logos, artes conceituais, a landing </w:t>
-      </w:r>
-      <w:proofErr w:type="spellStart"/>
-      <w:r>
-        <w:rPr>
-          <w:b w:val="0"/>
-          <w:u w:val="none"/>
-        </w:rPr>
-        <w:t>page</w:t>
-      </w:r>
-      <w:proofErr w:type="spellEnd"/>
-      <w:r>
-        <w:rPr>
-          <w:b w:val="0"/>
-          <w:u w:val="none"/>
-        </w:rPr>
-        <w:t xml:space="preserve"> (unwind.com.br) e um design de app amigável. O projeto começou no Android Studio e atualmente é desenvolvido com Expo e </w:t>
-      </w:r>
-      <w:proofErr w:type="spellStart"/>
-      <w:r>
-        <w:rPr>
-          <w:b w:val="0"/>
-          <w:u w:val="none"/>
-        </w:rPr>
-        <w:t>React</w:t>
-      </w:r>
-      <w:proofErr w:type="spellEnd"/>
-      <w:r>
-        <w:rPr>
-          <w:b w:val="0"/>
-          <w:u w:val="none"/>
-        </w:rPr>
-        <w:t xml:space="preserve"> </w:t>
-      </w:r>
-      <w:proofErr w:type="spellStart"/>
-      <w:r>
-        <w:rPr>
-          <w:b w:val="0"/>
-          <w:u w:val="none"/>
-        </w:rPr>
-        <w:t>Native</w:t>
-      </w:r>
-      <w:proofErr w:type="spellEnd"/>
-      <w:r>
-        <w:rPr>
-          <w:b w:val="0"/>
-          <w:u w:val="none"/>
-        </w:rPr>
-        <w:t>.</w:t>
+          <w:color w:val="747474" w:themeColor="background2" w:themeShade="80"/>
+          <w:sz w:val="18"/>
+          <w:szCs w:val="18"/>
+        </w:rPr>
+        <w:t>(</w:t>
+      </w:r>
+      <w:r>
+        <w:rPr>
+          <w:color w:val="747474" w:themeColor="background2" w:themeShade="80"/>
+          <w:sz w:val="18"/>
+          <w:szCs w:val="18"/>
+        </w:rPr>
+        <w:t>JUN</w:t>
+      </w:r>
+      <w:r>
+        <w:rPr>
+          <w:color w:val="747474" w:themeColor="background2" w:themeShade="80"/>
+          <w:sz w:val="18"/>
+          <w:szCs w:val="18"/>
+        </w:rPr>
+        <w:t xml:space="preserve"> 202</w:t>
+      </w:r>
+      <w:r>
+        <w:rPr>
+          <w:color w:val="747474" w:themeColor="background2" w:themeShade="80"/>
+          <w:sz w:val="18"/>
+          <w:szCs w:val="18"/>
+        </w:rPr>
+        <w:t>4</w:t>
+      </w:r>
+      <w:r>
+        <w:rPr>
+          <w:color w:val="747474" w:themeColor="background2" w:themeShade="80"/>
+          <w:sz w:val="18"/>
+          <w:szCs w:val="18"/>
+        </w:rPr>
+        <w:t xml:space="preserve"> –</w:t>
+      </w:r>
+      <w:r>
+        <w:rPr>
+          <w:color w:val="747474" w:themeColor="background2" w:themeShade="80"/>
+          <w:sz w:val="18"/>
+          <w:szCs w:val="18"/>
+        </w:rPr>
+        <w:t xml:space="preserve"> PRESENTE</w:t>
+      </w:r>
+      <w:r>
+        <w:rPr>
+          <w:color w:val="747474" w:themeColor="background2" w:themeShade="80"/>
+          <w:sz w:val="18"/>
+          <w:szCs w:val="18"/>
+        </w:rPr>
+        <w:t>)</w:t>
       </w:r>
     </w:p>
     <w:p>
       <w:pPr>
-        <w:pStyle w:val="Ttulo2"/>
-        <w:tabs>
-          <w:tab w:val="center" w:pos="6482"/>
-          <w:tab w:val="center" w:pos="7203"/>
-          <w:tab w:val="center" w:pos="7923"/>
-          <w:tab w:val="center" w:pos="8643"/>
-          <w:tab w:val="right" w:pos="11967"/>
-        </w:tabs>
-        <w:ind w:left="-15" w:firstLine="0"/>
-      </w:pPr>
-      <w:r>
-        <w:t xml:space="preserve">Criação de Websites – </w:t>
-      </w:r>
-      <w:proofErr w:type="spellStart"/>
-      <w:r>
-        <w:t>Lodge</w:t>
-      </w:r>
-      <w:proofErr w:type="spellEnd"/>
-      <w:r>
-        <w:t xml:space="preserve"> Engenharia</w:t>
-      </w:r>
-      <w:r>
-        <w:t>,</w:t>
-      </w:r>
-      <w:r>
-        <w:t xml:space="preserve"> Advo</w:t>
-      </w:r>
-      <w:r>
-        <w:t>gada e Portfolio</w:t>
-      </w:r>
-      <w:r>
-        <w:rPr>
-          <w:b w:val="0"/>
-          <w:color w:val="7F7F7F"/>
-          <w:u w:val="none"/>
-        </w:rPr>
-        <w:tab/>
-        <w:t xml:space="preserve">         </w:t>
-      </w:r>
-      <w:r>
-        <w:rPr>
-          <w:b w:val="0"/>
-          <w:color w:val="7F7F7F"/>
-          <w:u w:val="none"/>
-        </w:rPr>
-        <w:tab/>
-        <w:t xml:space="preserve"> </w:t>
-      </w:r>
-      <w:r>
-        <w:rPr>
-          <w:b w:val="0"/>
-          <w:color w:val="7F7F7F"/>
-          <w:u w:val="none"/>
-        </w:rPr>
-        <w:tab/>
-        <w:t xml:space="preserve"> </w:t>
-      </w:r>
-      <w:r>
-        <w:rPr>
-          <w:b w:val="0"/>
-          <w:color w:val="7F7F7F"/>
-          <w:u w:val="none"/>
-        </w:rPr>
-        <w:tab/>
-        <w:t xml:space="preserve"> </w:t>
-      </w:r>
-      <w:r>
-        <w:rPr>
-          <w:b w:val="0"/>
-          <w:color w:val="7F7F7F"/>
-          <w:u w:val="none"/>
-        </w:rPr>
-        <w:tab/>
-        <w:t xml:space="preserve">          </w:t>
-      </w:r>
-      <w:r>
-        <w:rPr>
-          <w:b w:val="0"/>
-          <w:color w:val="7F7F7F"/>
-          <w:u w:val="none"/>
-        </w:rPr>
-        <w:t>JUN 2023 – PRESENTE</w:t>
+        <w:numPr>
+          <w:ilvl w:val="0"/>
+          <w:numId w:val="8"/>
+        </w:numPr>
+        <w:rPr>
+          <w:sz w:val="18"/>
+          <w:szCs w:val="18"/>
+        </w:rPr>
+      </w:pPr>
+      <w:r>
+        <w:rPr>
+          <w:b/>
+          <w:bCs/>
+          <w:sz w:val="18"/>
+          <w:szCs w:val="18"/>
+        </w:rPr>
+        <w:t>Diferencial</w:t>
+      </w:r>
+      <w:r>
+        <w:rPr>
+          <w:sz w:val="18"/>
+          <w:szCs w:val="18"/>
+        </w:rPr>
+        <w:t xml:space="preserve">: Criei um sistema inédito de </w:t>
+      </w:r>
+      <w:r>
+        <w:rPr>
+          <w:b/>
+          <w:bCs/>
+          <w:sz w:val="18"/>
+          <w:szCs w:val="18"/>
+        </w:rPr>
+        <w:t>gamificação</w:t>
+      </w:r>
+      <w:r>
+        <w:rPr>
+          <w:sz w:val="18"/>
+          <w:szCs w:val="18"/>
+        </w:rPr>
+        <w:t xml:space="preserve"> que recompensa o </w:t>
+      </w:r>
+      <w:r>
+        <w:rPr>
+          <w:b/>
+          <w:bCs/>
+          <w:sz w:val="18"/>
+          <w:szCs w:val="18"/>
+        </w:rPr>
+        <w:t>engajamento dos usuários</w:t>
+      </w:r>
+      <w:r>
+        <w:rPr>
+          <w:sz w:val="18"/>
+          <w:szCs w:val="18"/>
+        </w:rPr>
+        <w:t xml:space="preserve"> para fortalecer a </w:t>
+      </w:r>
+      <w:r>
+        <w:rPr>
+          <w:b/>
+          <w:bCs/>
+          <w:sz w:val="18"/>
+          <w:szCs w:val="18"/>
+        </w:rPr>
+        <w:t>comunidade</w:t>
+      </w:r>
+      <w:r>
+        <w:rPr>
+          <w:sz w:val="18"/>
+          <w:szCs w:val="18"/>
+        </w:rPr>
+        <w:t>.</w:t>
       </w:r>
     </w:p>
     <w:p>
       <w:pPr>
-        <w:pStyle w:val="Ttulo2"/>
-        <w:tabs>
-          <w:tab w:val="center" w:pos="6482"/>
-          <w:tab w:val="center" w:pos="7203"/>
-          <w:tab w:val="center" w:pos="7923"/>
-          <w:tab w:val="center" w:pos="8643"/>
-          <w:tab w:val="right" w:pos="11967"/>
-        </w:tabs>
-        <w:ind w:left="-15" w:firstLine="0"/>
-        <w:rPr>
-          <w:b w:val="0"/>
-          <w:u w:val="none"/>
-        </w:rPr>
-      </w:pPr>
-      <w:r>
-        <w:rPr>
-          <w:b w:val="0"/>
-          <w:u w:val="none"/>
-        </w:rPr>
-        <w:t xml:space="preserve">Desenvolvimento completo de websites para a </w:t>
+        <w:numPr>
+          <w:ilvl w:val="0"/>
+          <w:numId w:val="8"/>
+        </w:numPr>
+        <w:rPr>
+          <w:sz w:val="18"/>
+          <w:szCs w:val="18"/>
+        </w:rPr>
+      </w:pPr>
+      <w:r>
+        <w:rPr>
+          <w:b/>
+          <w:bCs/>
+          <w:sz w:val="18"/>
+          <w:szCs w:val="18"/>
+        </w:rPr>
+        <w:t>Tecnologias</w:t>
+      </w:r>
+      <w:r>
+        <w:rPr>
+          <w:sz w:val="18"/>
+          <w:szCs w:val="18"/>
+        </w:rPr>
+        <w:t xml:space="preserve">: </w:t>
       </w:r>
       <w:proofErr w:type="spellStart"/>
       <w:r>
         <w:rPr>
-          <w:b w:val="0"/>
-          <w:u w:val="none"/>
-        </w:rPr>
-        <w:t>Lodge</w:t>
+          <w:b/>
+          <w:bCs/>
+          <w:sz w:val="18"/>
+          <w:szCs w:val="18"/>
+        </w:rPr>
+        <w:t>React</w:t>
       </w:r>
       <w:proofErr w:type="spellEnd"/>
       <w:r>
         <w:rPr>
-          <w:b w:val="0"/>
-          <w:u w:val="none"/>
-        </w:rPr>
-        <w:t xml:space="preserve"> Engenharia (lodge.com.br), uma advogada (em produção) e meu portfólio pessoal</w:t>
-      </w:r>
-      <w:r>
-        <w:rPr>
-          <w:b w:val="0"/>
-          <w:u w:val="none"/>
-        </w:rPr>
-        <w:t xml:space="preserve"> (dids1901.github.io)</w:t>
-      </w:r>
-      <w:r>
-        <w:rPr>
-          <w:b w:val="0"/>
-          <w:u w:val="none"/>
-        </w:rPr>
-        <w:t xml:space="preserve">, utilizando HTML, CSS e </w:t>
+          <w:sz w:val="18"/>
+          <w:szCs w:val="18"/>
+        </w:rPr>
+        <w:t xml:space="preserve"> </w:t>
       </w:r>
       <w:proofErr w:type="spellStart"/>
       <w:r>
         <w:rPr>
-          <w:b w:val="0"/>
-          <w:u w:val="none"/>
-        </w:rPr>
-        <w:t>JavaScript</w:t>
+          <w:b/>
+          <w:bCs/>
+          <w:sz w:val="18"/>
+          <w:szCs w:val="18"/>
+        </w:rPr>
+        <w:t>Native</w:t>
       </w:r>
       <w:proofErr w:type="spellEnd"/>
       <w:r>
         <w:rPr>
-          <w:b w:val="0"/>
-          <w:u w:val="none"/>
-        </w:rPr>
-        <w:t xml:space="preserve"> para criar interfaces responsivas e modernas. Além do desenvolvimento, gerenciei domínios e cuidei da hospedagem dos sites via GitHub Pages, garantindo estabilidade e acesso otimizado em diferentes dispositivos.</w:t>
+          <w:sz w:val="18"/>
+          <w:szCs w:val="18"/>
+        </w:rPr>
+        <w:t xml:space="preserve"> (</w:t>
+      </w:r>
+      <w:r>
+        <w:rPr>
+          <w:b/>
+          <w:bCs/>
+          <w:sz w:val="18"/>
+          <w:szCs w:val="18"/>
+        </w:rPr>
+        <w:t>Expo</w:t>
+      </w:r>
+      <w:r>
+        <w:rPr>
+          <w:sz w:val="18"/>
+          <w:szCs w:val="18"/>
+        </w:rPr>
+        <w:t xml:space="preserve">), </w:t>
+      </w:r>
+      <w:proofErr w:type="spellStart"/>
+      <w:r>
+        <w:rPr>
+          <w:b/>
+          <w:bCs/>
+          <w:sz w:val="18"/>
+          <w:szCs w:val="18"/>
+        </w:rPr>
+        <w:t>Firebase</w:t>
+      </w:r>
+      <w:proofErr w:type="spellEnd"/>
+      <w:r>
+        <w:rPr>
+          <w:sz w:val="18"/>
+          <w:szCs w:val="18"/>
+        </w:rPr>
+        <w:t xml:space="preserve">, e </w:t>
+      </w:r>
+      <w:r>
+        <w:rPr>
+          <w:b/>
+          <w:bCs/>
+          <w:sz w:val="18"/>
+          <w:szCs w:val="18"/>
+        </w:rPr>
+        <w:t>APIs</w:t>
+      </w:r>
+      <w:r>
+        <w:rPr>
+          <w:sz w:val="18"/>
+          <w:szCs w:val="18"/>
+        </w:rPr>
+        <w:t xml:space="preserve"> do </w:t>
+      </w:r>
+      <w:r>
+        <w:rPr>
+          <w:b/>
+          <w:bCs/>
+          <w:sz w:val="18"/>
+          <w:szCs w:val="18"/>
+        </w:rPr>
+        <w:t>TMDB</w:t>
+      </w:r>
+      <w:r>
+        <w:rPr>
+          <w:sz w:val="18"/>
+          <w:szCs w:val="18"/>
+        </w:rPr>
+        <w:t xml:space="preserve"> e </w:t>
+      </w:r>
+      <w:r>
+        <w:rPr>
+          <w:b/>
+          <w:bCs/>
+          <w:sz w:val="18"/>
+          <w:szCs w:val="18"/>
+        </w:rPr>
+        <w:t>IGDB</w:t>
+      </w:r>
+      <w:r>
+        <w:rPr>
+          <w:sz w:val="18"/>
+          <w:szCs w:val="18"/>
+        </w:rPr>
+        <w:t>.</w:t>
       </w:r>
     </w:p>
     <w:p>
       <w:pPr>
-        <w:pStyle w:val="Ttulo1"/>
-        <w:spacing w:before="62"/>
-        <w:ind w:left="-5"/>
-      </w:pPr>
-      <w:r>
-        <w:t>Habilidades</w:t>
-      </w:r>
-      <w:r>
-        <w:rPr>
-          <w:sz w:val="22"/>
+        <w:numPr>
+          <w:ilvl w:val="0"/>
+          <w:numId w:val="8"/>
+        </w:numPr>
+        <w:rPr>
+          <w:sz w:val="18"/>
+          <w:szCs w:val="18"/>
+        </w:rPr>
+      </w:pPr>
+      <w:r>
+        <w:rPr>
+          <w:b/>
+          <w:bCs/>
+          <w:sz w:val="18"/>
+          <w:szCs w:val="18"/>
+        </w:rPr>
+        <w:t>Atuação</w:t>
+      </w:r>
+      <w:r>
+        <w:rPr>
+          <w:sz w:val="18"/>
+          <w:szCs w:val="18"/>
+        </w:rPr>
+        <w:t xml:space="preserve">: Responsável por todo o ciclo do projeto, da </w:t>
+      </w:r>
+      <w:r>
+        <w:rPr>
+          <w:b/>
+          <w:bCs/>
+          <w:sz w:val="18"/>
+          <w:szCs w:val="18"/>
+        </w:rPr>
+        <w:t>concepção</w:t>
+      </w:r>
+      <w:r>
+        <w:rPr>
+          <w:sz w:val="18"/>
+          <w:szCs w:val="18"/>
+        </w:rPr>
+        <w:t xml:space="preserve"> e </w:t>
+      </w:r>
+      <w:r>
+        <w:rPr>
+          <w:b/>
+          <w:bCs/>
+          <w:sz w:val="18"/>
+          <w:szCs w:val="18"/>
+        </w:rPr>
+        <w:t>design</w:t>
+      </w:r>
+      <w:r>
+        <w:rPr>
+          <w:sz w:val="18"/>
+          <w:szCs w:val="18"/>
+        </w:rPr>
+        <w:t xml:space="preserve"> ao </w:t>
+      </w:r>
+      <w:r>
+        <w:rPr>
+          <w:b/>
+          <w:bCs/>
+          <w:sz w:val="18"/>
+          <w:szCs w:val="18"/>
+        </w:rPr>
+        <w:t>desenvolvimento</w:t>
+      </w:r>
+      <w:r>
+        <w:rPr>
+          <w:sz w:val="18"/>
+          <w:szCs w:val="18"/>
+        </w:rPr>
+        <w:t xml:space="preserve">, superando </w:t>
+      </w:r>
+      <w:r>
+        <w:rPr>
+          <w:b/>
+          <w:bCs/>
+          <w:sz w:val="18"/>
+          <w:szCs w:val="18"/>
+        </w:rPr>
+        <w:t>desafios</w:t>
+      </w:r>
+      <w:r>
+        <w:rPr>
+          <w:sz w:val="18"/>
+          <w:szCs w:val="18"/>
+        </w:rPr>
+        <w:t xml:space="preserve"> como a migração de tecnologias (</w:t>
+      </w:r>
+      <w:r>
+        <w:rPr>
+          <w:b/>
+          <w:bCs/>
+          <w:sz w:val="18"/>
+          <w:szCs w:val="18"/>
+        </w:rPr>
+        <w:t xml:space="preserve">Android Studio </w:t>
+      </w:r>
+      <w:r>
+        <w:rPr>
+          <w:sz w:val="18"/>
+          <w:szCs w:val="18"/>
+        </w:rPr>
+        <w:t>para</w:t>
+      </w:r>
+      <w:r>
+        <w:rPr>
+          <w:b/>
+          <w:bCs/>
+          <w:sz w:val="18"/>
+          <w:szCs w:val="18"/>
         </w:rPr>
         <w:t xml:space="preserve"> </w:t>
+      </w:r>
+      <w:proofErr w:type="spellStart"/>
+      <w:r>
+        <w:rPr>
+          <w:b/>
+          <w:bCs/>
+          <w:sz w:val="18"/>
+          <w:szCs w:val="18"/>
+        </w:rPr>
+        <w:t>React</w:t>
+      </w:r>
+      <w:proofErr w:type="spellEnd"/>
+      <w:r>
+        <w:rPr>
+          <w:b/>
+          <w:bCs/>
+          <w:sz w:val="18"/>
+          <w:szCs w:val="18"/>
+        </w:rPr>
+        <w:t xml:space="preserve"> </w:t>
+      </w:r>
+      <w:proofErr w:type="spellStart"/>
+      <w:r>
+        <w:rPr>
+          <w:b/>
+          <w:bCs/>
+          <w:sz w:val="18"/>
+          <w:szCs w:val="18"/>
+        </w:rPr>
+        <w:t>Native</w:t>
+      </w:r>
+      <w:proofErr w:type="spellEnd"/>
+      <w:r>
+        <w:rPr>
+          <w:sz w:val="18"/>
+          <w:szCs w:val="18"/>
+        </w:rPr>
+        <w:t xml:space="preserve">) e de </w:t>
+      </w:r>
+      <w:r>
+        <w:rPr>
+          <w:b/>
+          <w:bCs/>
+          <w:sz w:val="18"/>
+          <w:szCs w:val="18"/>
+        </w:rPr>
+        <w:t>arquitetura</w:t>
+      </w:r>
+      <w:r>
+        <w:rPr>
+          <w:sz w:val="18"/>
+          <w:szCs w:val="18"/>
+        </w:rPr>
+        <w:t xml:space="preserve"> de </w:t>
+      </w:r>
+      <w:r>
+        <w:rPr>
+          <w:b/>
+          <w:bCs/>
+          <w:sz w:val="18"/>
+          <w:szCs w:val="18"/>
+        </w:rPr>
+        <w:t>dados</w:t>
+      </w:r>
+      <w:r>
+        <w:rPr>
+          <w:sz w:val="18"/>
+          <w:szCs w:val="18"/>
+        </w:rPr>
+        <w:t>.</w:t>
       </w:r>
     </w:p>
     <w:p>
       <w:pPr>
-        <w:ind w:left="-5"/>
-      </w:pPr>
-      <w:r>
-        <w:rPr>
-          <w:b/>
-        </w:rPr>
-        <w:t>Idiomas:</w:t>
-      </w:r>
-      <w:r>
-        <w:t xml:space="preserve"> Inglês avançado, </w:t>
-      </w:r>
-      <w:proofErr w:type="gramStart"/>
-      <w:r>
-        <w:t>Português</w:t>
-      </w:r>
-      <w:proofErr w:type="gramEnd"/>
-      <w:r>
-        <w:t xml:space="preserve"> nativo </w:t>
+        <w:rPr>
+          <w:color w:val="747474" w:themeColor="background2" w:themeShade="80"/>
+          <w:sz w:val="18"/>
+          <w:szCs w:val="18"/>
+        </w:rPr>
+      </w:pPr>
+      <w:proofErr w:type="spellStart"/>
+      <w:r>
+        <w:rPr>
+          <w:b/>
+          <w:bCs/>
+          <w:sz w:val="18"/>
+          <w:szCs w:val="18"/>
+        </w:rPr>
+        <w:t>Hackathon</w:t>
+      </w:r>
+      <w:proofErr w:type="spellEnd"/>
+      <w:r>
+        <w:rPr>
+          <w:b/>
+          <w:bCs/>
+          <w:sz w:val="18"/>
+          <w:szCs w:val="18"/>
+        </w:rPr>
+        <w:t xml:space="preserve"> ABB &amp; Instituto Mauá de Tecnologia</w:t>
+      </w:r>
+      <w:r>
+        <w:rPr>
+          <w:sz w:val="18"/>
+          <w:szCs w:val="18"/>
+        </w:rPr>
+        <w:t xml:space="preserve">: </w:t>
+      </w:r>
+      <w:r>
+        <w:rPr>
+          <w:b/>
+          <w:bCs/>
+          <w:sz w:val="18"/>
+          <w:szCs w:val="18"/>
+        </w:rPr>
+        <w:t>Vencedor</w:t>
+      </w:r>
+      <w:r>
+        <w:rPr>
+          <w:sz w:val="18"/>
+          <w:szCs w:val="18"/>
+        </w:rPr>
+        <w:t xml:space="preserve"> da competição ao desenvolver em um dia um protótipo de plataforma web (HTML/CSS/JS) que simulava um sistema de monitoramento de EPIs em fábricas usando visão computacional (YOLO).</w:t>
+      </w:r>
+      <w:r>
+        <w:rPr>
+          <w:sz w:val="18"/>
+          <w:szCs w:val="18"/>
+        </w:rPr>
+        <w:t xml:space="preserve"> </w:t>
+      </w:r>
+      <w:r>
+        <w:rPr>
+          <w:color w:val="747474" w:themeColor="background2" w:themeShade="80"/>
+          <w:sz w:val="18"/>
+          <w:szCs w:val="18"/>
+        </w:rPr>
+        <w:t>(</w:t>
+      </w:r>
+      <w:r>
+        <w:rPr>
+          <w:color w:val="747474" w:themeColor="background2" w:themeShade="80"/>
+          <w:sz w:val="18"/>
+          <w:szCs w:val="18"/>
+        </w:rPr>
+        <w:t>JUN</w:t>
+      </w:r>
+      <w:r>
+        <w:rPr>
+          <w:color w:val="747474" w:themeColor="background2" w:themeShade="80"/>
+          <w:sz w:val="18"/>
+          <w:szCs w:val="18"/>
+        </w:rPr>
+        <w:t xml:space="preserve"> 2025</w:t>
+      </w:r>
+      <w:r>
+        <w:rPr>
+          <w:color w:val="747474" w:themeColor="background2" w:themeShade="80"/>
+          <w:sz w:val="18"/>
+          <w:szCs w:val="18"/>
+        </w:rPr>
+        <w:t>)</w:t>
       </w:r>
     </w:p>
     <w:p>
       <w:pPr>
-        <w:ind w:left="-5"/>
-      </w:pPr>
-      <w:r>
-        <w:rPr>
-          <w:b/>
-        </w:rPr>
-        <w:t>Linguagens de Programação:</w:t>
-      </w:r>
-      <w:r>
-        <w:t xml:space="preserve"> Python, HTML, CSS, C, Java, </w:t>
-      </w:r>
+        <w:rPr>
+          <w:color w:val="747474" w:themeColor="background2" w:themeShade="80"/>
+          <w:sz w:val="18"/>
+          <w:szCs w:val="18"/>
+        </w:rPr>
+      </w:pPr>
       <w:proofErr w:type="spellStart"/>
       <w:r>
-        <w:t>JavaScript</w:t>
+        <w:rPr>
+          <w:b/>
+          <w:bCs/>
+          <w:sz w:val="18"/>
+          <w:szCs w:val="18"/>
+        </w:rPr>
+        <w:t>Hackathon</w:t>
       </w:r>
       <w:proofErr w:type="spellEnd"/>
       <w:r>
-        <w:t xml:space="preserve">, SQL, Domínio do Pacote Office (Excel, Word, PowerPoint) </w:t>
+        <w:rPr>
+          <w:b/>
+          <w:bCs/>
+          <w:sz w:val="18"/>
+          <w:szCs w:val="18"/>
+        </w:rPr>
+        <w:t xml:space="preserve"> Poli Junior &amp; W1</w:t>
+      </w:r>
+      <w:r>
+        <w:rPr>
+          <w:sz w:val="18"/>
+          <w:szCs w:val="18"/>
+        </w:rPr>
+        <w:t xml:space="preserve">: </w:t>
+      </w:r>
+      <w:r>
+        <w:rPr>
+          <w:b/>
+          <w:bCs/>
+          <w:sz w:val="18"/>
+          <w:szCs w:val="18"/>
+        </w:rPr>
+        <w:t>Finalista</w:t>
+      </w:r>
+      <w:r>
+        <w:rPr>
+          <w:sz w:val="18"/>
+          <w:szCs w:val="18"/>
+        </w:rPr>
+        <w:t xml:space="preserve"> no desafio ao desenvolver o </w:t>
+      </w:r>
+      <w:proofErr w:type="spellStart"/>
+      <w:r>
+        <w:rPr>
+          <w:b/>
+          <w:bCs/>
+          <w:sz w:val="18"/>
+          <w:szCs w:val="18"/>
+        </w:rPr>
+        <w:t>backend</w:t>
+      </w:r>
+      <w:proofErr w:type="spellEnd"/>
+      <w:r>
+        <w:rPr>
+          <w:sz w:val="18"/>
+          <w:szCs w:val="18"/>
+        </w:rPr>
+        <w:t xml:space="preserve"> de uma plataforma de </w:t>
+      </w:r>
+      <w:r>
+        <w:rPr>
+          <w:b/>
+          <w:bCs/>
+          <w:sz w:val="18"/>
+          <w:szCs w:val="18"/>
+        </w:rPr>
+        <w:t>gerenciamento de</w:t>
+      </w:r>
+      <w:r>
+        <w:rPr>
+          <w:sz w:val="18"/>
+          <w:szCs w:val="18"/>
+        </w:rPr>
+        <w:t xml:space="preserve"> </w:t>
+      </w:r>
+      <w:r>
+        <w:rPr>
+          <w:b/>
+          <w:bCs/>
+          <w:sz w:val="18"/>
+          <w:szCs w:val="18"/>
+        </w:rPr>
+        <w:t>Holdings</w:t>
+      </w:r>
+      <w:r>
+        <w:rPr>
+          <w:sz w:val="18"/>
+          <w:szCs w:val="18"/>
+        </w:rPr>
+        <w:t xml:space="preserve">. A solução incluía um </w:t>
+      </w:r>
+      <w:r>
+        <w:rPr>
+          <w:b/>
+          <w:bCs/>
+          <w:sz w:val="18"/>
+          <w:szCs w:val="18"/>
+        </w:rPr>
+        <w:t>assistente virtual</w:t>
+      </w:r>
+      <w:r>
+        <w:rPr>
+          <w:sz w:val="18"/>
+          <w:szCs w:val="18"/>
+        </w:rPr>
+        <w:t xml:space="preserve"> (API do ChatGPT), </w:t>
+      </w:r>
+      <w:r>
+        <w:rPr>
+          <w:b/>
+          <w:bCs/>
+          <w:sz w:val="18"/>
+          <w:szCs w:val="18"/>
+        </w:rPr>
+        <w:t>chat interno</w:t>
+      </w:r>
+      <w:r>
+        <w:rPr>
+          <w:sz w:val="18"/>
+          <w:szCs w:val="18"/>
+        </w:rPr>
+        <w:t xml:space="preserve"> e </w:t>
+      </w:r>
+      <w:r>
+        <w:rPr>
+          <w:b/>
+          <w:bCs/>
+          <w:sz w:val="18"/>
+          <w:szCs w:val="18"/>
+        </w:rPr>
+        <w:t>simulação financeira</w:t>
+      </w:r>
+      <w:r>
+        <w:rPr>
+          <w:sz w:val="18"/>
+          <w:szCs w:val="18"/>
+        </w:rPr>
+        <w:t xml:space="preserve">, utilizando </w:t>
+      </w:r>
+      <w:r>
+        <w:rPr>
+          <w:b/>
+          <w:bCs/>
+          <w:sz w:val="18"/>
+          <w:szCs w:val="18"/>
+        </w:rPr>
+        <w:t>Django</w:t>
+      </w:r>
+      <w:r>
+        <w:rPr>
+          <w:sz w:val="18"/>
+          <w:szCs w:val="18"/>
+        </w:rPr>
+        <w:t xml:space="preserve"> e </w:t>
+      </w:r>
+      <w:r>
+        <w:rPr>
+          <w:b/>
+          <w:bCs/>
+          <w:sz w:val="18"/>
+          <w:szCs w:val="18"/>
+        </w:rPr>
+        <w:t>Docker</w:t>
+      </w:r>
+      <w:r>
+        <w:rPr>
+          <w:sz w:val="18"/>
+          <w:szCs w:val="18"/>
+        </w:rPr>
+        <w:t>.</w:t>
+      </w:r>
+      <w:r>
+        <w:rPr>
+          <w:sz w:val="18"/>
+          <w:szCs w:val="18"/>
+        </w:rPr>
+        <w:t xml:space="preserve"> </w:t>
+      </w:r>
+      <w:r>
+        <w:rPr>
+          <w:color w:val="747474" w:themeColor="background2" w:themeShade="80"/>
+          <w:sz w:val="18"/>
+          <w:szCs w:val="18"/>
+        </w:rPr>
+        <w:t>(</w:t>
+      </w:r>
+      <w:r>
+        <w:rPr>
+          <w:color w:val="747474" w:themeColor="background2" w:themeShade="80"/>
+          <w:sz w:val="18"/>
+          <w:szCs w:val="18"/>
+        </w:rPr>
+        <w:t>MAI</w:t>
+      </w:r>
+      <w:r>
+        <w:rPr>
+          <w:color w:val="747474" w:themeColor="background2" w:themeShade="80"/>
+          <w:sz w:val="18"/>
+          <w:szCs w:val="18"/>
+        </w:rPr>
+        <w:t xml:space="preserve"> </w:t>
+      </w:r>
+      <w:r>
+        <w:rPr>
+          <w:color w:val="747474" w:themeColor="background2" w:themeShade="80"/>
+          <w:sz w:val="18"/>
+          <w:szCs w:val="18"/>
+        </w:rPr>
+        <w:t>202</w:t>
+      </w:r>
+      <w:r>
+        <w:rPr>
+          <w:color w:val="747474" w:themeColor="background2" w:themeShade="80"/>
+          <w:sz w:val="18"/>
+          <w:szCs w:val="18"/>
+        </w:rPr>
+        <w:t xml:space="preserve">5 </w:t>
+      </w:r>
+      <w:r>
+        <w:rPr>
+          <w:color w:val="747474" w:themeColor="background2" w:themeShade="80"/>
+          <w:sz w:val="18"/>
+          <w:szCs w:val="18"/>
+        </w:rPr>
+        <w:t xml:space="preserve">– </w:t>
+      </w:r>
+      <w:r>
+        <w:rPr>
+          <w:color w:val="747474" w:themeColor="background2" w:themeShade="80"/>
+          <w:sz w:val="18"/>
+          <w:szCs w:val="18"/>
+        </w:rPr>
+        <w:t>JUN 2025)</w:t>
+      </w:r>
+      <w:r>
+        <w:rPr>
+          <w:color w:val="747474" w:themeColor="background2" w:themeShade="80"/>
+          <w:sz w:val="18"/>
+          <w:szCs w:val="18"/>
+        </w:rPr>
+        <w:t xml:space="preserve"> </w:t>
       </w:r>
     </w:p>
     <w:p>
       <w:pPr>
-        <w:ind w:left="-5"/>
-      </w:pPr>
-      <w:r>
-        <w:rPr>
-          <w:b/>
-        </w:rPr>
-        <w:t>Desenvolvimento Web:</w:t>
-      </w:r>
-      <w:r>
-        <w:t xml:space="preserve"> Criação de websites responsivos (HTML, CSS), web </w:t>
+        <w:rPr>
+          <w:sz w:val="18"/>
+          <w:szCs w:val="18"/>
+        </w:rPr>
+      </w:pPr>
+      <w:r>
+        <w:rPr>
+          <w:b/>
+          <w:bCs/>
+          <w:sz w:val="18"/>
+          <w:szCs w:val="18"/>
+        </w:rPr>
+        <w:t>Desenvolvimento de Websites</w:t>
+      </w:r>
+      <w:r>
+        <w:rPr>
+          <w:sz w:val="18"/>
+          <w:szCs w:val="18"/>
+        </w:rPr>
+        <w:t xml:space="preserve">: Desenvolvimento completo de </w:t>
+      </w:r>
+      <w:r>
+        <w:rPr>
+          <w:b/>
+          <w:bCs/>
+          <w:sz w:val="18"/>
+          <w:szCs w:val="18"/>
+        </w:rPr>
+        <w:t>websites responsivos</w:t>
+      </w:r>
+      <w:r>
+        <w:rPr>
+          <w:sz w:val="18"/>
+          <w:szCs w:val="18"/>
+        </w:rPr>
+        <w:t xml:space="preserve"> para clientes, incluindo </w:t>
       </w:r>
       <w:proofErr w:type="spellStart"/>
       <w:r>
-        <w:t>scraping</w:t>
+        <w:rPr>
+          <w:sz w:val="18"/>
+          <w:szCs w:val="18"/>
+        </w:rPr>
+        <w:t>Lodge</w:t>
       </w:r>
       <w:proofErr w:type="spellEnd"/>
       <w:r>
-        <w:t xml:space="preserve"> (Python) </w:t>
+        <w:rPr>
+          <w:sz w:val="18"/>
+          <w:szCs w:val="18"/>
+        </w:rPr>
+        <w:t xml:space="preserve"> Engenharia (lodge.com.br), Flávia Coutinho Advocacia (flaviacoutinhoadvocacia.com.br) e meu </w:t>
+      </w:r>
+      <w:r>
+        <w:rPr>
+          <w:b/>
+          <w:bCs/>
+          <w:sz w:val="18"/>
+          <w:szCs w:val="18"/>
+        </w:rPr>
+        <w:t>portfólio pessoal</w:t>
+      </w:r>
+      <w:r>
+        <w:rPr>
+          <w:sz w:val="18"/>
+          <w:szCs w:val="18"/>
+        </w:rPr>
+        <w:t xml:space="preserve">, utilizando </w:t>
+      </w:r>
+      <w:r>
+        <w:rPr>
+          <w:b/>
+          <w:bCs/>
+          <w:sz w:val="18"/>
+          <w:szCs w:val="18"/>
+        </w:rPr>
+        <w:t>HTML</w:t>
+      </w:r>
+      <w:r>
+        <w:rPr>
+          <w:sz w:val="18"/>
+          <w:szCs w:val="18"/>
+        </w:rPr>
+        <w:t xml:space="preserve">, </w:t>
+      </w:r>
+      <w:r>
+        <w:rPr>
+          <w:b/>
+          <w:bCs/>
+          <w:sz w:val="18"/>
+          <w:szCs w:val="18"/>
+        </w:rPr>
+        <w:t>CSS</w:t>
+      </w:r>
+      <w:r>
+        <w:rPr>
+          <w:sz w:val="18"/>
+          <w:szCs w:val="18"/>
+        </w:rPr>
+        <w:t xml:space="preserve"> e </w:t>
+      </w:r>
+      <w:proofErr w:type="spellStart"/>
+      <w:r>
+        <w:rPr>
+          <w:b/>
+          <w:bCs/>
+          <w:sz w:val="18"/>
+          <w:szCs w:val="18"/>
+        </w:rPr>
+        <w:t>JavaScript</w:t>
+      </w:r>
+      <w:proofErr w:type="spellEnd"/>
+      <w:r>
+        <w:rPr>
+          <w:sz w:val="18"/>
+          <w:szCs w:val="18"/>
+        </w:rPr>
+        <w:t>.</w:t>
       </w:r>
     </w:p>
     <w:p>
       <w:pPr>
-        <w:ind w:left="-5"/>
-      </w:pPr>
-      <w:r>
-        <w:rPr>
-          <w:b/>
-        </w:rPr>
-        <w:t xml:space="preserve">Desenvolvimento de Aplicativos: </w:t>
-      </w:r>
-      <w:r>
-        <w:t xml:space="preserve">Aplicativos Android (Java, </w:t>
+        <w:rPr>
+          <w:b/>
+          <w:bCs/>
+          <w:sz w:val="24"/>
+        </w:rPr>
+      </w:pPr>
+      <w:r>
+        <w:rPr>
+          <w:b/>
+          <w:bCs/>
+          <w:sz w:val="24"/>
+        </w:rPr>
+        <w:t>Habilidades</w:t>
+      </w:r>
+    </w:p>
+    <w:p>
+      <w:pPr>
+        <w:numPr>
+          <w:ilvl w:val="0"/>
+          <w:numId w:val="9"/>
+        </w:numPr>
+        <w:rPr>
+          <w:sz w:val="18"/>
+          <w:szCs w:val="18"/>
+        </w:rPr>
+      </w:pPr>
+      <w:r>
+        <w:rPr>
+          <w:b/>
+          <w:bCs/>
+          <w:sz w:val="18"/>
+          <w:szCs w:val="18"/>
+        </w:rPr>
+        <w:t>Idiomas</w:t>
+      </w:r>
+      <w:r>
+        <w:rPr>
+          <w:sz w:val="18"/>
+          <w:szCs w:val="18"/>
+        </w:rPr>
+        <w:t>: Português (Nativo), Inglês (Avançado)</w:t>
+      </w:r>
+    </w:p>
+    <w:p>
+      <w:pPr>
+        <w:numPr>
+          <w:ilvl w:val="0"/>
+          <w:numId w:val="9"/>
+        </w:numPr>
+        <w:rPr>
+          <w:sz w:val="18"/>
+          <w:szCs w:val="18"/>
+        </w:rPr>
+      </w:pPr>
+      <w:r>
+        <w:rPr>
+          <w:b/>
+          <w:bCs/>
+          <w:sz w:val="18"/>
+          <w:szCs w:val="18"/>
+        </w:rPr>
+        <w:t>Linguagens</w:t>
+      </w:r>
+      <w:r>
+        <w:rPr>
+          <w:sz w:val="18"/>
+          <w:szCs w:val="18"/>
+        </w:rPr>
+        <w:t xml:space="preserve">: Python, </w:t>
       </w:r>
       <w:proofErr w:type="spellStart"/>
       <w:r>
-        <w:t>Firebase</w:t>
+        <w:rPr>
+          <w:sz w:val="18"/>
+          <w:szCs w:val="18"/>
+        </w:rPr>
+        <w:t>JavaScript</w:t>
       </w:r>
       <w:proofErr w:type="spellEnd"/>
       <w:r>
-        <w:t xml:space="preserve">), integração com APIs e bancos de dados, além de desenvolvimento de aplicativos iOS e Android utilizando Expo e </w:t>
+        <w:rPr>
+          <w:sz w:val="18"/>
+          <w:szCs w:val="18"/>
+        </w:rPr>
+        <w:t xml:space="preserve">, HTML, CSS, C, Java, SQL, </w:t>
       </w:r>
       <w:proofErr w:type="spellStart"/>
       <w:r>
-        <w:t>React</w:t>
-      </w:r>
-      <w:proofErr w:type="spellEnd"/>
-      <w:r>
-        <w:t xml:space="preserve"> </w:t>
-      </w:r>
-      <w:proofErr w:type="spellStart"/>
-      <w:r>
-        <w:t>Native</w:t>
+        <w:rPr>
+          <w:sz w:val="18"/>
+          <w:szCs w:val="18"/>
+        </w:rPr>
+        <w:t>Matlab</w:t>
       </w:r>
       <w:proofErr w:type="spellEnd"/>
     </w:p>
     <w:p>
       <w:pPr>
-        <w:ind w:left="-5"/>
-      </w:pPr>
-      <w:r>
-        <w:rPr>
-          <w:b/>
-        </w:rPr>
-        <w:t>Estrutura de Dados:</w:t>
-      </w:r>
-      <w:r>
-        <w:t xml:space="preserve"> Algoritmos, manipulação e otimização de estruturas de dados </w:t>
-      </w:r>
+        <w:numPr>
+          <w:ilvl w:val="0"/>
+          <w:numId w:val="9"/>
+        </w:numPr>
+        <w:rPr>
+          <w:sz w:val="18"/>
+          <w:szCs w:val="18"/>
+        </w:rPr>
+      </w:pPr>
+      <w:r>
+        <w:rPr>
+          <w:b/>
+          <w:bCs/>
+          <w:sz w:val="18"/>
+          <w:szCs w:val="18"/>
+        </w:rPr>
+        <w:t>Desenvolvimento</w:t>
+      </w:r>
+      <w:r>
+        <w:rPr>
+          <w:sz w:val="18"/>
+          <w:szCs w:val="18"/>
+        </w:rPr>
+        <w:t xml:space="preserve">: </w:t>
+      </w:r>
+      <w:proofErr w:type="spellStart"/>
+      <w:r>
+        <w:rPr>
+          <w:sz w:val="18"/>
+          <w:szCs w:val="18"/>
+        </w:rPr>
+        <w:t>React</w:t>
+      </w:r>
+      <w:proofErr w:type="spellEnd"/>
+      <w:r>
+        <w:rPr>
+          <w:sz w:val="18"/>
+          <w:szCs w:val="18"/>
+        </w:rPr>
+        <w:t xml:space="preserve"> </w:t>
+      </w:r>
+      <w:proofErr w:type="spellStart"/>
+      <w:r>
+        <w:rPr>
+          <w:sz w:val="18"/>
+          <w:szCs w:val="18"/>
+        </w:rPr>
+        <w:t>Native</w:t>
+      </w:r>
+      <w:proofErr w:type="spellEnd"/>
+      <w:r>
+        <w:rPr>
+          <w:sz w:val="18"/>
+          <w:szCs w:val="18"/>
+        </w:rPr>
+        <w:t>, Expo, Android Studio</w:t>
+      </w:r>
+      <w:r>
+        <w:rPr>
+          <w:sz w:val="18"/>
+          <w:szCs w:val="18"/>
+        </w:rPr>
+        <w:t xml:space="preserve">, </w:t>
+      </w:r>
+      <w:r>
+        <w:rPr>
+          <w:sz w:val="18"/>
+          <w:szCs w:val="18"/>
+        </w:rPr>
+        <w:t xml:space="preserve">Django, Docker, HTML5, CSS3, </w:t>
+      </w:r>
+      <w:proofErr w:type="spellStart"/>
+      <w:r>
+        <w:rPr>
+          <w:sz w:val="18"/>
+          <w:szCs w:val="18"/>
+        </w:rPr>
+        <w:t>JavaScript</w:t>
+      </w:r>
+      <w:proofErr w:type="spellEnd"/>
+      <w:r>
+        <w:rPr>
+          <w:sz w:val="18"/>
+          <w:szCs w:val="18"/>
+        </w:rPr>
+        <w:t xml:space="preserve"> (ES6+)</w:t>
+      </w:r>
+      <w:r>
+        <w:rPr>
+          <w:sz w:val="18"/>
+          <w:szCs w:val="18"/>
+        </w:rPr>
+        <w:t xml:space="preserve">, Web </w:t>
+      </w:r>
+      <w:proofErr w:type="spellStart"/>
+      <w:r>
+        <w:rPr>
+          <w:sz w:val="18"/>
+          <w:szCs w:val="18"/>
+        </w:rPr>
+        <w:t>Scrapping</w:t>
+      </w:r>
+      <w:proofErr w:type="spellEnd"/>
     </w:p>
     <w:p>
       <w:pPr>
-        <w:spacing w:after="172"/>
-        <w:ind w:left="-5"/>
-      </w:pPr>
-      <w:r>
-        <w:rPr>
-          <w:b/>
-        </w:rPr>
-        <w:t>Banco de Dados:</w:t>
-      </w:r>
-      <w:r>
-        <w:t xml:space="preserve"> Modelagem, consulta e gerenciamento de bancos de dados (SQL, </w:t>
+        <w:numPr>
+          <w:ilvl w:val="0"/>
+          <w:numId w:val="9"/>
+        </w:numPr>
+        <w:rPr>
+          <w:sz w:val="18"/>
+          <w:szCs w:val="18"/>
+        </w:rPr>
+      </w:pPr>
+      <w:r>
+        <w:rPr>
+          <w:b/>
+          <w:bCs/>
+          <w:sz w:val="18"/>
+          <w:szCs w:val="18"/>
+        </w:rPr>
+        <w:t>Banco de Dados</w:t>
+      </w:r>
+      <w:r>
+        <w:rPr>
+          <w:b/>
+          <w:bCs/>
+          <w:sz w:val="18"/>
+          <w:szCs w:val="18"/>
+        </w:rPr>
+        <w:t xml:space="preserve"> e Cloud</w:t>
+      </w:r>
+      <w:r>
+        <w:rPr>
+          <w:sz w:val="18"/>
+          <w:szCs w:val="18"/>
+        </w:rPr>
+        <w:t xml:space="preserve">: </w:t>
       </w:r>
       <w:proofErr w:type="spellStart"/>
       <w:r>
+        <w:rPr>
+          <w:sz w:val="18"/>
+          <w:szCs w:val="18"/>
+        </w:rPr>
         <w:t>Firebase</w:t>
       </w:r>
       <w:proofErr w:type="spellEnd"/>
       <w:r>
-        <w:t>)</w:t>
+        <w:rPr>
+          <w:sz w:val="18"/>
+          <w:szCs w:val="18"/>
+        </w:rPr>
+        <w:t>, SQL</w:t>
+      </w:r>
+      <w:r>
+        <w:rPr>
+          <w:sz w:val="18"/>
+          <w:szCs w:val="18"/>
+        </w:rPr>
+        <w:t xml:space="preserve">, </w:t>
+      </w:r>
+      <w:r>
+        <w:rPr>
+          <w:sz w:val="18"/>
+          <w:szCs w:val="18"/>
+        </w:rPr>
+        <w:t>AWS, Google Cloud</w:t>
       </w:r>
     </w:p>
     <w:p>
       <w:pPr>
-        <w:spacing w:after="172"/>
-        <w:ind w:left="-5"/>
-        <w:rPr>
-          <w:b/>
-          <w:bCs/>
-          <w:sz w:val="26"/>
-          <w:szCs w:val="26"/>
-        </w:rPr>
-      </w:pPr>
-      <w:r>
-        <w:rPr>
-          <w:b/>
-          <w:bCs/>
-          <w:sz w:val="26"/>
-          <w:szCs w:val="26"/>
-        </w:rPr>
-        <w:t xml:space="preserve">Experiências acadêmicas </w:t>
+        <w:numPr>
+          <w:ilvl w:val="0"/>
+          <w:numId w:val="9"/>
+        </w:numPr>
+        <w:rPr>
+          <w:sz w:val="18"/>
+          <w:szCs w:val="18"/>
+        </w:rPr>
+      </w:pPr>
+      <w:r>
+        <w:rPr>
+          <w:b/>
+          <w:bCs/>
+          <w:sz w:val="18"/>
+          <w:szCs w:val="18"/>
+        </w:rPr>
+        <w:t>Redes</w:t>
+      </w:r>
+      <w:r>
+        <w:rPr>
+          <w:sz w:val="18"/>
+          <w:szCs w:val="18"/>
+        </w:rPr>
+        <w:t>: Sólidos conhecimentos em fundamentos de redes</w:t>
       </w:r>
     </w:p>
     <w:p>
       <w:pPr>
-        <w:pStyle w:val="Ttulo2"/>
-        <w:tabs>
-          <w:tab w:val="center" w:pos="5041"/>
-          <w:tab w:val="center" w:pos="5762"/>
-          <w:tab w:val="center" w:pos="6482"/>
-          <w:tab w:val="center" w:pos="7203"/>
-          <w:tab w:val="center" w:pos="7923"/>
-          <w:tab w:val="center" w:pos="8643"/>
-          <w:tab w:val="center" w:pos="10443"/>
-        </w:tabs>
-        <w:spacing w:after="205"/>
-        <w:ind w:left="-15" w:firstLine="0"/>
-      </w:pPr>
-      <w:r>
-        <w:t xml:space="preserve">Cloud </w:t>
+        <w:numPr>
+          <w:ilvl w:val="0"/>
+          <w:numId w:val="9"/>
+        </w:numPr>
+        <w:rPr>
+          <w:sz w:val="18"/>
+          <w:szCs w:val="18"/>
+        </w:rPr>
+      </w:pPr>
+      <w:r>
+        <w:rPr>
+          <w:b/>
+          <w:bCs/>
+          <w:sz w:val="18"/>
+          <w:szCs w:val="18"/>
+        </w:rPr>
+        <w:t>Ferramentas</w:t>
+      </w:r>
+      <w:r>
+        <w:rPr>
+          <w:sz w:val="18"/>
+          <w:szCs w:val="18"/>
+        </w:rPr>
+        <w:t xml:space="preserve">: </w:t>
       </w:r>
       <w:proofErr w:type="spellStart"/>
       <w:r>
-        <w:t>Computing</w:t>
+        <w:rPr>
+          <w:sz w:val="18"/>
+          <w:szCs w:val="18"/>
+        </w:rPr>
+        <w:t>Git</w:t>
       </w:r>
       <w:proofErr w:type="spellEnd"/>
       <w:r>
-        <w:t xml:space="preserve"> – AWS e Google</w:t>
-      </w:r>
-      <w:r>
-        <w:rPr>
-          <w:u w:val="none"/>
-        </w:rPr>
-        <w:tab/>
-        <w:t xml:space="preserve"> </w:t>
-      </w:r>
-      <w:r>
-        <w:rPr>
-          <w:u w:val="none"/>
-        </w:rPr>
-        <w:tab/>
-        <w:t xml:space="preserve"> </w:t>
-      </w:r>
-      <w:r>
-        <w:rPr>
-          <w:u w:val="none"/>
-        </w:rPr>
-        <w:tab/>
-        <w:t xml:space="preserve"> </w:t>
-      </w:r>
-      <w:r>
-        <w:rPr>
-          <w:u w:val="none"/>
-        </w:rPr>
-        <w:tab/>
-        <w:t xml:space="preserve"> </w:t>
-      </w:r>
-      <w:r>
-        <w:rPr>
-          <w:u w:val="none"/>
-        </w:rPr>
-        <w:tab/>
-        <w:t xml:space="preserve"> </w:t>
-      </w:r>
-      <w:r>
-        <w:rPr>
-          <w:u w:val="none"/>
-        </w:rPr>
-        <w:tab/>
-        <w:t xml:space="preserve"> </w:t>
-      </w:r>
-      <w:r>
-        <w:rPr>
-          <w:u w:val="none"/>
-        </w:rPr>
-        <w:tab/>
-        <w:t xml:space="preserve"> </w:t>
-      </w:r>
-      <w:r>
-        <w:rPr>
-          <w:u w:val="none"/>
-        </w:rPr>
-        <w:t xml:space="preserve">                   </w:t>
-      </w:r>
-      <w:r>
-        <w:rPr>
-          <w:b w:val="0"/>
-          <w:color w:val="7F7F7F"/>
-          <w:u w:val="none"/>
-        </w:rPr>
-        <w:t>AGO 2024 – NOV 2024</w:t>
-      </w:r>
-      <w:r>
-        <w:rPr>
-          <w:b w:val="0"/>
-          <w:sz w:val="22"/>
-          <w:u w:val="none"/>
-        </w:rPr>
-        <w:t xml:space="preserve"> </w:t>
+        <w:rPr>
+          <w:sz w:val="18"/>
+          <w:szCs w:val="18"/>
+        </w:rPr>
+        <w:t>, GitHub, Pacote Office</w:t>
       </w:r>
     </w:p>
     <w:p>
       <w:pPr>
-        <w:pStyle w:val="Ttulo2"/>
-        <w:tabs>
-          <w:tab w:val="center" w:pos="5041"/>
-          <w:tab w:val="center" w:pos="5762"/>
-          <w:tab w:val="center" w:pos="6482"/>
-          <w:tab w:val="center" w:pos="7203"/>
-          <w:tab w:val="center" w:pos="7923"/>
-          <w:tab w:val="center" w:pos="8643"/>
-          <w:tab w:val="right" w:pos="11967"/>
-        </w:tabs>
-        <w:ind w:left="-15" w:firstLine="0"/>
-        <w:rPr>
-          <w:b w:val="0"/>
-          <w:u w:val="none"/>
-        </w:rPr>
-      </w:pPr>
-      <w:r>
-        <w:rPr>
-          <w:b w:val="0"/>
-          <w:u w:val="none"/>
-        </w:rPr>
-        <w:t xml:space="preserve">Concluí cursos especializados em computação em nuvem pela AWS </w:t>
-      </w:r>
-      <w:proofErr w:type="spellStart"/>
-      <w:r>
-        <w:rPr>
-          <w:b w:val="0"/>
-          <w:u w:val="none"/>
-        </w:rPr>
-        <w:t>Academy</w:t>
-      </w:r>
-      <w:proofErr w:type="spellEnd"/>
-      <w:r>
-        <w:rPr>
-          <w:b w:val="0"/>
-          <w:u w:val="none"/>
-        </w:rPr>
-        <w:t xml:space="preserve"> e Google Cloud, abordando arquitetura de sistemas, gerenciamento de dados, armazenamento escalável e práticas </w:t>
-      </w:r>
-      <w:r>
-        <w:rPr>
-          <w:b w:val="0"/>
-          <w:u w:val="none"/>
-        </w:rPr>
-        <w:t xml:space="preserve">recomendadas </w:t>
-      </w:r>
-      <w:r>
-        <w:rPr>
-          <w:b w:val="0"/>
-          <w:u w:val="none"/>
-        </w:rPr>
-        <w:t xml:space="preserve">em </w:t>
-      </w:r>
-      <w:r>
-        <w:rPr>
-          <w:b w:val="0"/>
-          <w:u w:val="none"/>
-        </w:rPr>
-        <w:t>ambientes de alta performance e alta disponibilidade na nuvem.</w:t>
+        <w:rPr>
+          <w:b/>
+          <w:bCs/>
+          <w:sz w:val="24"/>
+        </w:rPr>
+      </w:pPr>
+      <w:r>
+        <w:rPr>
+          <w:b/>
+          <w:bCs/>
+          <w:sz w:val="24"/>
+        </w:rPr>
+        <w:t>Cursos e Certificações</w:t>
       </w:r>
     </w:p>
     <w:p>
       <w:pPr>
-        <w:pStyle w:val="Ttulo2"/>
-        <w:tabs>
-          <w:tab w:val="center" w:pos="5041"/>
-          <w:tab w:val="center" w:pos="5762"/>
-          <w:tab w:val="center" w:pos="6482"/>
-          <w:tab w:val="center" w:pos="7203"/>
-          <w:tab w:val="center" w:pos="7923"/>
-          <w:tab w:val="center" w:pos="8643"/>
-          <w:tab w:val="right" w:pos="11967"/>
-        </w:tabs>
-        <w:ind w:left="-15" w:firstLine="0"/>
-      </w:pPr>
-      <w:r>
-        <w:t xml:space="preserve">Machine Learning – </w:t>
-      </w:r>
+        <w:numPr>
+          <w:ilvl w:val="0"/>
+          <w:numId w:val="10"/>
+        </w:numPr>
+        <w:rPr>
+          <w:sz w:val="18"/>
+          <w:szCs w:val="18"/>
+        </w:rPr>
+      </w:pPr>
       <w:proofErr w:type="spellStart"/>
       <w:r>
-        <w:t>CodeAcademy</w:t>
+        <w:rPr>
+          <w:b/>
+          <w:bCs/>
+          <w:sz w:val="18"/>
+          <w:szCs w:val="18"/>
+        </w:rPr>
+        <w:t>Getting</w:t>
       </w:r>
       <w:proofErr w:type="spellEnd"/>
       <w:r>
         <w:rPr>
-          <w:u w:val="none"/>
-        </w:rPr>
-        <w:t xml:space="preserve">                     </w:t>
-      </w:r>
-      <w:r>
-        <w:rPr>
-          <w:u w:val="none"/>
+          <w:b/>
+          <w:bCs/>
+          <w:sz w:val="18"/>
+          <w:szCs w:val="18"/>
+        </w:rPr>
+        <w:t xml:space="preserve"> </w:t>
+      </w:r>
+      <w:proofErr w:type="spellStart"/>
+      <w:r>
+        <w:rPr>
+          <w:b/>
+          <w:bCs/>
+          <w:sz w:val="18"/>
+          <w:szCs w:val="18"/>
+        </w:rPr>
+        <w:t>Started</w:t>
+      </w:r>
+      <w:proofErr w:type="spellEnd"/>
+      <w:r>
+        <w:rPr>
+          <w:b/>
+          <w:bCs/>
+          <w:sz w:val="18"/>
+          <w:szCs w:val="18"/>
+        </w:rPr>
+        <w:t xml:space="preserve"> </w:t>
+      </w:r>
+      <w:proofErr w:type="spellStart"/>
+      <w:r>
+        <w:rPr>
+          <w:b/>
+          <w:bCs/>
+          <w:sz w:val="18"/>
+          <w:szCs w:val="18"/>
+        </w:rPr>
+        <w:t>with</w:t>
+      </w:r>
+      <w:proofErr w:type="spellEnd"/>
+      <w:r>
+        <w:rPr>
+          <w:b/>
+          <w:bCs/>
+          <w:sz w:val="18"/>
+          <w:szCs w:val="18"/>
+        </w:rPr>
+        <w:t xml:space="preserve"> </w:t>
+      </w:r>
+      <w:proofErr w:type="spellStart"/>
+      <w:r>
+        <w:rPr>
+          <w:b/>
+          <w:bCs/>
+          <w:sz w:val="18"/>
+          <w:szCs w:val="18"/>
+        </w:rPr>
+        <w:t>Deep</w:t>
+      </w:r>
+      <w:proofErr w:type="spellEnd"/>
+      <w:r>
+        <w:rPr>
+          <w:b/>
+          <w:bCs/>
+          <w:sz w:val="18"/>
+          <w:szCs w:val="18"/>
+        </w:rPr>
+        <w:t xml:space="preserve"> Learning</w:t>
+      </w:r>
+      <w:r>
+        <w:rPr>
+          <w:sz w:val="18"/>
+          <w:szCs w:val="18"/>
+        </w:rPr>
+        <w:t xml:space="preserve"> – Nvidia</w:t>
+      </w:r>
+      <w:r>
+        <w:rPr>
+          <w:sz w:val="18"/>
+          <w:szCs w:val="18"/>
+        </w:rPr>
+        <w:t xml:space="preserve"> </w:t>
+      </w:r>
+      <w:r>
+        <w:rPr>
+          <w:color w:val="747474" w:themeColor="background2" w:themeShade="80"/>
+          <w:sz w:val="18"/>
+          <w:szCs w:val="18"/>
+        </w:rPr>
+        <w:t>(</w:t>
+      </w:r>
+      <w:r>
+        <w:rPr>
+          <w:color w:val="747474" w:themeColor="background2" w:themeShade="80"/>
+          <w:sz w:val="18"/>
+          <w:szCs w:val="18"/>
+        </w:rPr>
+        <w:t>MAI</w:t>
+      </w:r>
+      <w:r>
+        <w:rPr>
+          <w:color w:val="747474" w:themeColor="background2" w:themeShade="80"/>
+          <w:sz w:val="18"/>
+          <w:szCs w:val="18"/>
+        </w:rPr>
+        <w:t xml:space="preserve"> 2025</w:t>
+      </w:r>
+      <w:r>
+        <w:rPr>
+          <w:color w:val="747474" w:themeColor="background2" w:themeShade="80"/>
+          <w:sz w:val="18"/>
+          <w:szCs w:val="18"/>
+        </w:rPr>
+        <w:t>)</w:t>
+      </w:r>
+      <w:r>
+        <w:rPr>
+          <w:sz w:val="18"/>
+          <w:szCs w:val="18"/>
         </w:rPr>
         <w:tab/>
-        <w:t xml:space="preserve">         </w:t>
-      </w:r>
-      <w:r>
-        <w:rPr>
-          <w:u w:val="none"/>
+      </w:r>
+      <w:r>
+        <w:rPr>
+          <w:sz w:val="18"/>
+          <w:szCs w:val="18"/>
         </w:rPr>
         <w:tab/>
-        <w:t xml:space="preserve"> </w:t>
-      </w:r>
-      <w:r>
-        <w:rPr>
-          <w:u w:val="none"/>
+      </w:r>
+      <w:r>
+        <w:rPr>
+          <w:sz w:val="18"/>
+          <w:szCs w:val="18"/>
         </w:rPr>
         <w:tab/>
-        <w:t xml:space="preserve"> </w:t>
-      </w:r>
-      <w:r>
-        <w:rPr>
-          <w:u w:val="none"/>
+      </w:r>
+      <w:r>
+        <w:rPr>
+          <w:sz w:val="18"/>
+          <w:szCs w:val="18"/>
         </w:rPr>
         <w:tab/>
-        <w:t xml:space="preserve"> </w:t>
-      </w:r>
-      <w:r>
-        <w:rPr>
-          <w:u w:val="none"/>
+      </w:r>
+      <w:r>
+        <w:rPr>
+          <w:sz w:val="18"/>
+          <w:szCs w:val="18"/>
         </w:rPr>
         <w:tab/>
-        <w:t xml:space="preserve"> </w:t>
-      </w:r>
-      <w:r>
-        <w:rPr>
-          <w:u w:val="none"/>
+      </w:r>
+      <w:r>
+        <w:rPr>
+          <w:sz w:val="18"/>
+          <w:szCs w:val="18"/>
         </w:rPr>
         <w:tab/>
-        <w:t xml:space="preserve"> </w:t>
-      </w:r>
-      <w:r>
-        <w:rPr>
-          <w:u w:val="none"/>
+      </w:r>
+      <w:r>
+        <w:rPr>
+          <w:sz w:val="18"/>
+          <w:szCs w:val="18"/>
         </w:rPr>
         <w:tab/>
-        <w:t xml:space="preserve">         </w:t>
-      </w:r>
-      <w:r>
-        <w:rPr>
-          <w:b w:val="0"/>
-          <w:color w:val="7F7F7F"/>
-          <w:u w:val="none"/>
-        </w:rPr>
-        <w:t xml:space="preserve">JUL 2023 – AGO 2023 </w:t>
+      </w:r>
+      <w:r>
+        <w:rPr>
+          <w:sz w:val="18"/>
+          <w:szCs w:val="18"/>
+        </w:rPr>
+        <w:tab/>
       </w:r>
     </w:p>
     <w:p>
       <w:pPr>
-        <w:ind w:left="-5"/>
-      </w:pPr>
-      <w:r>
-        <w:t>Participei de um curso intensivo de Machine Learning com Python, onde desenvolvi um modelo preditivo utilizando regressão linear para estimar preços de imóveis a partir de variáveis como metragem e localização.</w:t>
+        <w:numPr>
+          <w:ilvl w:val="0"/>
+          <w:numId w:val="10"/>
+        </w:numPr>
+        <w:rPr>
+          <w:sz w:val="18"/>
+          <w:szCs w:val="18"/>
+        </w:rPr>
+      </w:pPr>
+      <w:r>
+        <w:rPr>
+          <w:b/>
+          <w:bCs/>
+          <w:sz w:val="18"/>
+          <w:szCs w:val="18"/>
+        </w:rPr>
+        <w:t>Fundamentos de Redes</w:t>
+      </w:r>
+      <w:r>
+        <w:rPr>
+          <w:sz w:val="18"/>
+          <w:szCs w:val="18"/>
+        </w:rPr>
+        <w:t xml:space="preserve"> – Cisco Networking </w:t>
+      </w:r>
+      <w:proofErr w:type="spellStart"/>
+      <w:r>
+        <w:rPr>
+          <w:sz w:val="18"/>
+          <w:szCs w:val="18"/>
+        </w:rPr>
+        <w:t>Academy</w:t>
+      </w:r>
+      <w:proofErr w:type="spellEnd"/>
+      <w:r>
+        <w:rPr>
+          <w:sz w:val="18"/>
+          <w:szCs w:val="18"/>
+        </w:rPr>
+        <w:t xml:space="preserve"> </w:t>
+      </w:r>
+      <w:r>
+        <w:rPr>
+          <w:color w:val="747474" w:themeColor="background2" w:themeShade="80"/>
+          <w:sz w:val="18"/>
+          <w:szCs w:val="18"/>
+        </w:rPr>
+        <w:t xml:space="preserve">(FEV </w:t>
+      </w:r>
+      <w:r>
+        <w:rPr>
+          <w:color w:val="747474" w:themeColor="background2" w:themeShade="80"/>
+          <w:sz w:val="18"/>
+          <w:szCs w:val="18"/>
+        </w:rPr>
+        <w:t>202</w:t>
+      </w:r>
+      <w:r>
+        <w:rPr>
+          <w:color w:val="747474" w:themeColor="background2" w:themeShade="80"/>
+          <w:sz w:val="18"/>
+          <w:szCs w:val="18"/>
+        </w:rPr>
+        <w:t xml:space="preserve">5 </w:t>
+      </w:r>
+      <w:r>
+        <w:rPr>
+          <w:color w:val="747474" w:themeColor="background2" w:themeShade="80"/>
+          <w:sz w:val="18"/>
+          <w:szCs w:val="18"/>
+        </w:rPr>
+        <w:t xml:space="preserve">– </w:t>
+      </w:r>
+      <w:r>
+        <w:rPr>
+          <w:color w:val="747474" w:themeColor="background2" w:themeShade="80"/>
+          <w:sz w:val="18"/>
+          <w:szCs w:val="18"/>
+        </w:rPr>
+        <w:t>JUN 2025)</w:t>
       </w:r>
     </w:p>
+    <w:p>
+      <w:pPr>
+        <w:numPr>
+          <w:ilvl w:val="0"/>
+          <w:numId w:val="10"/>
+        </w:numPr>
+        <w:rPr>
+          <w:sz w:val="18"/>
+          <w:szCs w:val="18"/>
+        </w:rPr>
+      </w:pPr>
+      <w:r>
+        <w:rPr>
+          <w:b/>
+          <w:bCs/>
+          <w:sz w:val="18"/>
+          <w:szCs w:val="18"/>
+        </w:rPr>
+        <w:t xml:space="preserve">Cloud </w:t>
+      </w:r>
+      <w:proofErr w:type="spellStart"/>
+      <w:r>
+        <w:rPr>
+          <w:b/>
+          <w:bCs/>
+          <w:sz w:val="18"/>
+          <w:szCs w:val="18"/>
+        </w:rPr>
+        <w:t>Computing</w:t>
+      </w:r>
+      <w:proofErr w:type="spellEnd"/>
+      <w:r>
+        <w:rPr>
+          <w:sz w:val="18"/>
+          <w:szCs w:val="18"/>
+        </w:rPr>
+        <w:t xml:space="preserve"> </w:t>
+      </w:r>
+      <w:r>
+        <w:rPr>
+          <w:sz w:val="18"/>
+          <w:szCs w:val="18"/>
+        </w:rPr>
+        <w:t xml:space="preserve">– AWS </w:t>
+      </w:r>
+      <w:proofErr w:type="spellStart"/>
+      <w:r>
+        <w:rPr>
+          <w:sz w:val="18"/>
+          <w:szCs w:val="18"/>
+        </w:rPr>
+        <w:t>Academy</w:t>
+      </w:r>
+      <w:proofErr w:type="spellEnd"/>
+      <w:r>
+        <w:rPr>
+          <w:sz w:val="18"/>
+          <w:szCs w:val="18"/>
+        </w:rPr>
+        <w:t xml:space="preserve"> e Google Cloud </w:t>
+      </w:r>
+      <w:r>
+        <w:rPr>
+          <w:color w:val="747474" w:themeColor="background2" w:themeShade="80"/>
+          <w:sz w:val="18"/>
+          <w:szCs w:val="18"/>
+        </w:rPr>
+        <w:t>(</w:t>
+      </w:r>
+      <w:r>
+        <w:rPr>
+          <w:color w:val="747474" w:themeColor="background2" w:themeShade="80"/>
+          <w:sz w:val="18"/>
+          <w:szCs w:val="18"/>
+        </w:rPr>
+        <w:t>AGO</w:t>
+      </w:r>
+      <w:r>
+        <w:rPr>
+          <w:color w:val="747474" w:themeColor="background2" w:themeShade="80"/>
+          <w:sz w:val="18"/>
+          <w:szCs w:val="18"/>
+        </w:rPr>
+        <w:t xml:space="preserve"> </w:t>
+      </w:r>
+      <w:r>
+        <w:rPr>
+          <w:color w:val="747474" w:themeColor="background2" w:themeShade="80"/>
+          <w:sz w:val="18"/>
+          <w:szCs w:val="18"/>
+        </w:rPr>
+        <w:t>202</w:t>
+      </w:r>
+      <w:r>
+        <w:rPr>
+          <w:color w:val="747474" w:themeColor="background2" w:themeShade="80"/>
+          <w:sz w:val="18"/>
+          <w:szCs w:val="18"/>
+        </w:rPr>
+        <w:t>4</w:t>
+      </w:r>
+      <w:r>
+        <w:rPr>
+          <w:color w:val="747474" w:themeColor="background2" w:themeShade="80"/>
+          <w:sz w:val="18"/>
+          <w:szCs w:val="18"/>
+        </w:rPr>
+        <w:t xml:space="preserve"> </w:t>
+      </w:r>
+      <w:r>
+        <w:rPr>
+          <w:color w:val="747474" w:themeColor="background2" w:themeShade="80"/>
+          <w:sz w:val="18"/>
+          <w:szCs w:val="18"/>
+        </w:rPr>
+        <w:t xml:space="preserve">– </w:t>
+      </w:r>
+      <w:r>
+        <w:rPr>
+          <w:color w:val="747474" w:themeColor="background2" w:themeShade="80"/>
+          <w:sz w:val="18"/>
+          <w:szCs w:val="18"/>
+        </w:rPr>
+        <w:t>NOV</w:t>
+      </w:r>
+      <w:r>
+        <w:rPr>
+          <w:color w:val="747474" w:themeColor="background2" w:themeShade="80"/>
+          <w:sz w:val="18"/>
+          <w:szCs w:val="18"/>
+        </w:rPr>
+        <w:t xml:space="preserve"> 202</w:t>
+      </w:r>
+      <w:r>
+        <w:rPr>
+          <w:color w:val="747474" w:themeColor="background2" w:themeShade="80"/>
+          <w:sz w:val="18"/>
+          <w:szCs w:val="18"/>
+        </w:rPr>
+        <w:t>4</w:t>
+      </w:r>
+      <w:r>
+        <w:rPr>
+          <w:color w:val="747474" w:themeColor="background2" w:themeShade="80"/>
+          <w:sz w:val="18"/>
+          <w:szCs w:val="18"/>
+        </w:rPr>
+        <w:t>)</w:t>
+      </w:r>
+      <w:r>
+        <w:rPr>
+          <w:sz w:val="18"/>
+          <w:szCs w:val="18"/>
+        </w:rPr>
+        <w:tab/>
+      </w:r>
+      <w:r>
+        <w:rPr>
+          <w:sz w:val="18"/>
+          <w:szCs w:val="18"/>
+        </w:rPr>
+        <w:tab/>
+      </w:r>
+      <w:r>
+        <w:rPr>
+          <w:sz w:val="18"/>
+          <w:szCs w:val="18"/>
+        </w:rPr>
+        <w:tab/>
+      </w:r>
+      <w:r>
+        <w:rPr>
+          <w:sz w:val="18"/>
+          <w:szCs w:val="18"/>
+        </w:rPr>
+        <w:tab/>
+      </w:r>
+      <w:r>
+        <w:rPr>
+          <w:sz w:val="18"/>
+          <w:szCs w:val="18"/>
+        </w:rPr>
+        <w:tab/>
+      </w:r>
+      <w:r>
+        <w:rPr>
+          <w:sz w:val="18"/>
+          <w:szCs w:val="18"/>
+        </w:rPr>
+        <w:tab/>
+      </w:r>
+    </w:p>
+    <w:p/>
     <w:sectPr>
       <w:pgSz w:w="12240" w:h="15840"/>
       <w:pgMar w:top="1440" w:right="129" w:bottom="1440" w:left="144" w:header="720" w:footer="720" w:gutter="0"/>
@@ -915,6 +2165,1531 @@
     </w:sectPr>
   </w:body>
 </w:document>
+</file>
+
+<file path=word/numbering.xml><?xml version="1.0" encoding="utf-8"?>
+<w:numbering xmlns:wpc="http://schemas.microsoft.com/office/word/2010/wordprocessingCanvas" xmlns:cx="http://schemas.microsoft.com/office/drawing/2014/chartex" xmlns:cx1="http://schemas.microsoft.com/office/drawing/2015/9/8/chartex" xmlns:cx2="http://schemas.microsoft.com/office/drawing/2015/10/21/chartex" xmlns:cx3="http://schemas.microsoft.com/office/drawing/2016/5/9/chartex" xmlns:cx4="http://schemas.microsoft.com/office/drawing/2016/5/10/chartex" xmlns:cx5="http://schemas.microsoft.com/office/drawing/2016/5/11/chartex" xmlns:cx6="http://schemas.microsoft.com/office/drawing/2016/5/12/chartex" xmlns:cx7="http://schemas.microsoft.com/office/drawing/2016/5/13/chartex" xmlns:cx8="http://schemas.microsoft.com/office/drawing/2016/5/14/chartex" xmlns:mc="http://schemas.openxmlformats.org/markup-compatibility/2006" xmlns:aink="http://schemas.microsoft.com/office/drawing/2016/ink" xmlns:am3d="http://schemas.microsoft.com/office/drawing/2017/model3d" xmlns:o="urn:schemas-microsoft-com:office:office" xmlns:oel="http://schemas.microsoft.com/office/2019/extlst" xmlns:r="http://schemas.openxmlformats.org/officeDocument/2006/relationships" xmlns:m="http://schemas.openxmlformats.org/officeDocument/2006/math" xmlns:v="urn:schemas-microsoft-com:vml" xmlns:wp14="http://schemas.microsoft.com/office/word/2010/wordprocessingDrawing" xmlns:wp="http://schemas.openxmlformats.org/drawingml/2006/wordprocessingDrawing" xmlns:w10="urn:schemas-microsoft-com:office:word" xmlns:w="http://schemas.openxmlformats.org/wordprocessingml/2006/main" xmlns:w14="http://schemas.microsoft.com/office/word/2010/wordml" xmlns:w15="http://schemas.microsoft.com/office/word/2012/wordml" xmlns:w16cex="http://schemas.microsoft.com/office/word/2018/wordml/cex" xmlns:w16cid="http://schemas.microsoft.com/office/word/2016/wordml/cid" xmlns:w16="http://schemas.microsoft.com/office/word/2018/wordml" xmlns:w16du="http://schemas.microsoft.com/office/word/2023/wordml/word16du" xmlns:w16sdtdh="http://schemas.microsoft.com/office/word/2020/wordml/sdtdatahash" xmlns:w16sdtfl="http://schemas.microsoft.com/office/word/2024/wordml/sdtformatlock" xmlns:w16se="http://schemas.microsoft.com/office/word/2015/wordml/symex" xmlns:wpg="http://schemas.microsoft.com/office/word/2010/wordprocessingGroup" xmlns:wpi="http://schemas.microsoft.com/office/word/2010/wordprocessingInk" xmlns:wne="http://schemas.microsoft.com/office/word/2006/wordml" xmlns:wps="http://schemas.microsoft.com/office/word/2010/wordprocessingShape" mc:Ignorable="w14 w15 w16se w16cid w16 w16cex w16sdtdh w16sdtfl w16du wp14">
+  <w:abstractNum w:abstractNumId="0" w15:restartNumberingAfterBreak="0">
+    <w:nsid w:val="027D3111"/>
+    <w:multiLevelType w:val="multilevel"/>
+    <w:tmpl w:val="36A82ED6"/>
+    <w:lvl w:ilvl="0">
+      <w:start w:val="1"/>
+      <w:numFmt w:val="bullet"/>
+      <w:lvlText w:val=""/>
+      <w:lvlJc w:val="left"/>
+      <w:pPr>
+        <w:tabs>
+          <w:tab w:val="num" w:pos="720"/>
+        </w:tabs>
+        <w:ind w:left="720" w:hanging="360"/>
+      </w:pPr>
+      <w:rPr>
+        <w:rFonts w:ascii="Symbol" w:hAnsi="Symbol" w:hint="default"/>
+        <w:sz w:val="20"/>
+      </w:rPr>
+    </w:lvl>
+    <w:lvl w:ilvl="1" w:tentative="1">
+      <w:start w:val="1"/>
+      <w:numFmt w:val="bullet"/>
+      <w:lvlText w:val="o"/>
+      <w:lvlJc w:val="left"/>
+      <w:pPr>
+        <w:tabs>
+          <w:tab w:val="num" w:pos="1440"/>
+        </w:tabs>
+        <w:ind w:left="1440" w:hanging="360"/>
+      </w:pPr>
+      <w:rPr>
+        <w:rFonts w:ascii="Courier New" w:hAnsi="Courier New" w:hint="default"/>
+        <w:sz w:val="20"/>
+      </w:rPr>
+    </w:lvl>
+    <w:lvl w:ilvl="2" w:tentative="1">
+      <w:start w:val="1"/>
+      <w:numFmt w:val="bullet"/>
+      <w:lvlText w:val=""/>
+      <w:lvlJc w:val="left"/>
+      <w:pPr>
+        <w:tabs>
+          <w:tab w:val="num" w:pos="2160"/>
+        </w:tabs>
+        <w:ind w:left="2160" w:hanging="360"/>
+      </w:pPr>
+      <w:rPr>
+        <w:rFonts w:ascii="Wingdings" w:hAnsi="Wingdings" w:hint="default"/>
+        <w:sz w:val="20"/>
+      </w:rPr>
+    </w:lvl>
+    <w:lvl w:ilvl="3" w:tentative="1">
+      <w:start w:val="1"/>
+      <w:numFmt w:val="bullet"/>
+      <w:lvlText w:val=""/>
+      <w:lvlJc w:val="left"/>
+      <w:pPr>
+        <w:tabs>
+          <w:tab w:val="num" w:pos="2880"/>
+        </w:tabs>
+        <w:ind w:left="2880" w:hanging="360"/>
+      </w:pPr>
+      <w:rPr>
+        <w:rFonts w:ascii="Wingdings" w:hAnsi="Wingdings" w:hint="default"/>
+        <w:sz w:val="20"/>
+      </w:rPr>
+    </w:lvl>
+    <w:lvl w:ilvl="4" w:tentative="1">
+      <w:start w:val="1"/>
+      <w:numFmt w:val="bullet"/>
+      <w:lvlText w:val=""/>
+      <w:lvlJc w:val="left"/>
+      <w:pPr>
+        <w:tabs>
+          <w:tab w:val="num" w:pos="3600"/>
+        </w:tabs>
+        <w:ind w:left="3600" w:hanging="360"/>
+      </w:pPr>
+      <w:rPr>
+        <w:rFonts w:ascii="Wingdings" w:hAnsi="Wingdings" w:hint="default"/>
+        <w:sz w:val="20"/>
+      </w:rPr>
+    </w:lvl>
+    <w:lvl w:ilvl="5" w:tentative="1">
+      <w:start w:val="1"/>
+      <w:numFmt w:val="bullet"/>
+      <w:lvlText w:val=""/>
+      <w:lvlJc w:val="left"/>
+      <w:pPr>
+        <w:tabs>
+          <w:tab w:val="num" w:pos="4320"/>
+        </w:tabs>
+        <w:ind w:left="4320" w:hanging="360"/>
+      </w:pPr>
+      <w:rPr>
+        <w:rFonts w:ascii="Wingdings" w:hAnsi="Wingdings" w:hint="default"/>
+        <w:sz w:val="20"/>
+      </w:rPr>
+    </w:lvl>
+    <w:lvl w:ilvl="6" w:tentative="1">
+      <w:start w:val="1"/>
+      <w:numFmt w:val="bullet"/>
+      <w:lvlText w:val=""/>
+      <w:lvlJc w:val="left"/>
+      <w:pPr>
+        <w:tabs>
+          <w:tab w:val="num" w:pos="5040"/>
+        </w:tabs>
+        <w:ind w:left="5040" w:hanging="360"/>
+      </w:pPr>
+      <w:rPr>
+        <w:rFonts w:ascii="Wingdings" w:hAnsi="Wingdings" w:hint="default"/>
+        <w:sz w:val="20"/>
+      </w:rPr>
+    </w:lvl>
+    <w:lvl w:ilvl="7" w:tentative="1">
+      <w:start w:val="1"/>
+      <w:numFmt w:val="bullet"/>
+      <w:lvlText w:val=""/>
+      <w:lvlJc w:val="left"/>
+      <w:pPr>
+        <w:tabs>
+          <w:tab w:val="num" w:pos="5760"/>
+        </w:tabs>
+        <w:ind w:left="5760" w:hanging="360"/>
+      </w:pPr>
+      <w:rPr>
+        <w:rFonts w:ascii="Wingdings" w:hAnsi="Wingdings" w:hint="default"/>
+        <w:sz w:val="20"/>
+      </w:rPr>
+    </w:lvl>
+    <w:lvl w:ilvl="8" w:tentative="1">
+      <w:start w:val="1"/>
+      <w:numFmt w:val="bullet"/>
+      <w:lvlText w:val=""/>
+      <w:lvlJc w:val="left"/>
+      <w:pPr>
+        <w:tabs>
+          <w:tab w:val="num" w:pos="6480"/>
+        </w:tabs>
+        <w:ind w:left="6480" w:hanging="360"/>
+      </w:pPr>
+      <w:rPr>
+        <w:rFonts w:ascii="Wingdings" w:hAnsi="Wingdings" w:hint="default"/>
+        <w:sz w:val="20"/>
+      </w:rPr>
+    </w:lvl>
+  </w:abstractNum>
+  <w:abstractNum w:abstractNumId="1" w15:restartNumberingAfterBreak="0">
+    <w:nsid w:val="02860632"/>
+    <w:multiLevelType w:val="multilevel"/>
+    <w:tmpl w:val="97CE5582"/>
+    <w:lvl w:ilvl="0">
+      <w:start w:val="1"/>
+      <w:numFmt w:val="bullet"/>
+      <w:lvlText w:val=""/>
+      <w:lvlJc w:val="left"/>
+      <w:pPr>
+        <w:tabs>
+          <w:tab w:val="num" w:pos="720"/>
+        </w:tabs>
+        <w:ind w:left="720" w:hanging="360"/>
+      </w:pPr>
+      <w:rPr>
+        <w:rFonts w:ascii="Symbol" w:hAnsi="Symbol" w:hint="default"/>
+        <w:sz w:val="20"/>
+      </w:rPr>
+    </w:lvl>
+    <w:lvl w:ilvl="1" w:tentative="1">
+      <w:start w:val="1"/>
+      <w:numFmt w:val="bullet"/>
+      <w:lvlText w:val="o"/>
+      <w:lvlJc w:val="left"/>
+      <w:pPr>
+        <w:tabs>
+          <w:tab w:val="num" w:pos="1440"/>
+        </w:tabs>
+        <w:ind w:left="1440" w:hanging="360"/>
+      </w:pPr>
+      <w:rPr>
+        <w:rFonts w:ascii="Courier New" w:hAnsi="Courier New" w:hint="default"/>
+        <w:sz w:val="20"/>
+      </w:rPr>
+    </w:lvl>
+    <w:lvl w:ilvl="2" w:tentative="1">
+      <w:start w:val="1"/>
+      <w:numFmt w:val="bullet"/>
+      <w:lvlText w:val=""/>
+      <w:lvlJc w:val="left"/>
+      <w:pPr>
+        <w:tabs>
+          <w:tab w:val="num" w:pos="2160"/>
+        </w:tabs>
+        <w:ind w:left="2160" w:hanging="360"/>
+      </w:pPr>
+      <w:rPr>
+        <w:rFonts w:ascii="Wingdings" w:hAnsi="Wingdings" w:hint="default"/>
+        <w:sz w:val="20"/>
+      </w:rPr>
+    </w:lvl>
+    <w:lvl w:ilvl="3" w:tentative="1">
+      <w:start w:val="1"/>
+      <w:numFmt w:val="bullet"/>
+      <w:lvlText w:val=""/>
+      <w:lvlJc w:val="left"/>
+      <w:pPr>
+        <w:tabs>
+          <w:tab w:val="num" w:pos="2880"/>
+        </w:tabs>
+        <w:ind w:left="2880" w:hanging="360"/>
+      </w:pPr>
+      <w:rPr>
+        <w:rFonts w:ascii="Wingdings" w:hAnsi="Wingdings" w:hint="default"/>
+        <w:sz w:val="20"/>
+      </w:rPr>
+    </w:lvl>
+    <w:lvl w:ilvl="4" w:tentative="1">
+      <w:start w:val="1"/>
+      <w:numFmt w:val="bullet"/>
+      <w:lvlText w:val=""/>
+      <w:lvlJc w:val="left"/>
+      <w:pPr>
+        <w:tabs>
+          <w:tab w:val="num" w:pos="3600"/>
+        </w:tabs>
+        <w:ind w:left="3600" w:hanging="360"/>
+      </w:pPr>
+      <w:rPr>
+        <w:rFonts w:ascii="Wingdings" w:hAnsi="Wingdings" w:hint="default"/>
+        <w:sz w:val="20"/>
+      </w:rPr>
+    </w:lvl>
+    <w:lvl w:ilvl="5" w:tentative="1">
+      <w:start w:val="1"/>
+      <w:numFmt w:val="bullet"/>
+      <w:lvlText w:val=""/>
+      <w:lvlJc w:val="left"/>
+      <w:pPr>
+        <w:tabs>
+          <w:tab w:val="num" w:pos="4320"/>
+        </w:tabs>
+        <w:ind w:left="4320" w:hanging="360"/>
+      </w:pPr>
+      <w:rPr>
+        <w:rFonts w:ascii="Wingdings" w:hAnsi="Wingdings" w:hint="default"/>
+        <w:sz w:val="20"/>
+      </w:rPr>
+    </w:lvl>
+    <w:lvl w:ilvl="6" w:tentative="1">
+      <w:start w:val="1"/>
+      <w:numFmt w:val="bullet"/>
+      <w:lvlText w:val=""/>
+      <w:lvlJc w:val="left"/>
+      <w:pPr>
+        <w:tabs>
+          <w:tab w:val="num" w:pos="5040"/>
+        </w:tabs>
+        <w:ind w:left="5040" w:hanging="360"/>
+      </w:pPr>
+      <w:rPr>
+        <w:rFonts w:ascii="Wingdings" w:hAnsi="Wingdings" w:hint="default"/>
+        <w:sz w:val="20"/>
+      </w:rPr>
+    </w:lvl>
+    <w:lvl w:ilvl="7" w:tentative="1">
+      <w:start w:val="1"/>
+      <w:numFmt w:val="bullet"/>
+      <w:lvlText w:val=""/>
+      <w:lvlJc w:val="left"/>
+      <w:pPr>
+        <w:tabs>
+          <w:tab w:val="num" w:pos="5760"/>
+        </w:tabs>
+        <w:ind w:left="5760" w:hanging="360"/>
+      </w:pPr>
+      <w:rPr>
+        <w:rFonts w:ascii="Wingdings" w:hAnsi="Wingdings" w:hint="default"/>
+        <w:sz w:val="20"/>
+      </w:rPr>
+    </w:lvl>
+    <w:lvl w:ilvl="8" w:tentative="1">
+      <w:start w:val="1"/>
+      <w:numFmt w:val="bullet"/>
+      <w:lvlText w:val=""/>
+      <w:lvlJc w:val="left"/>
+      <w:pPr>
+        <w:tabs>
+          <w:tab w:val="num" w:pos="6480"/>
+        </w:tabs>
+        <w:ind w:left="6480" w:hanging="360"/>
+      </w:pPr>
+      <w:rPr>
+        <w:rFonts w:ascii="Wingdings" w:hAnsi="Wingdings" w:hint="default"/>
+        <w:sz w:val="20"/>
+      </w:rPr>
+    </w:lvl>
+  </w:abstractNum>
+  <w:abstractNum w:abstractNumId="2" w15:restartNumberingAfterBreak="0">
+    <w:nsid w:val="0ED8330E"/>
+    <w:multiLevelType w:val="multilevel"/>
+    <w:tmpl w:val="C3C4F1CC"/>
+    <w:lvl w:ilvl="0">
+      <w:start w:val="1"/>
+      <w:numFmt w:val="bullet"/>
+      <w:lvlText w:val=""/>
+      <w:lvlJc w:val="left"/>
+      <w:pPr>
+        <w:tabs>
+          <w:tab w:val="num" w:pos="720"/>
+        </w:tabs>
+        <w:ind w:left="720" w:hanging="360"/>
+      </w:pPr>
+      <w:rPr>
+        <w:rFonts w:ascii="Symbol" w:hAnsi="Symbol" w:hint="default"/>
+        <w:sz w:val="20"/>
+      </w:rPr>
+    </w:lvl>
+    <w:lvl w:ilvl="1" w:tentative="1">
+      <w:start w:val="1"/>
+      <w:numFmt w:val="bullet"/>
+      <w:lvlText w:val="o"/>
+      <w:lvlJc w:val="left"/>
+      <w:pPr>
+        <w:tabs>
+          <w:tab w:val="num" w:pos="1440"/>
+        </w:tabs>
+        <w:ind w:left="1440" w:hanging="360"/>
+      </w:pPr>
+      <w:rPr>
+        <w:rFonts w:ascii="Courier New" w:hAnsi="Courier New" w:hint="default"/>
+        <w:sz w:val="20"/>
+      </w:rPr>
+    </w:lvl>
+    <w:lvl w:ilvl="2" w:tentative="1">
+      <w:start w:val="1"/>
+      <w:numFmt w:val="bullet"/>
+      <w:lvlText w:val=""/>
+      <w:lvlJc w:val="left"/>
+      <w:pPr>
+        <w:tabs>
+          <w:tab w:val="num" w:pos="2160"/>
+        </w:tabs>
+        <w:ind w:left="2160" w:hanging="360"/>
+      </w:pPr>
+      <w:rPr>
+        <w:rFonts w:ascii="Wingdings" w:hAnsi="Wingdings" w:hint="default"/>
+        <w:sz w:val="20"/>
+      </w:rPr>
+    </w:lvl>
+    <w:lvl w:ilvl="3" w:tentative="1">
+      <w:start w:val="1"/>
+      <w:numFmt w:val="bullet"/>
+      <w:lvlText w:val=""/>
+      <w:lvlJc w:val="left"/>
+      <w:pPr>
+        <w:tabs>
+          <w:tab w:val="num" w:pos="2880"/>
+        </w:tabs>
+        <w:ind w:left="2880" w:hanging="360"/>
+      </w:pPr>
+      <w:rPr>
+        <w:rFonts w:ascii="Wingdings" w:hAnsi="Wingdings" w:hint="default"/>
+        <w:sz w:val="20"/>
+      </w:rPr>
+    </w:lvl>
+    <w:lvl w:ilvl="4" w:tentative="1">
+      <w:start w:val="1"/>
+      <w:numFmt w:val="bullet"/>
+      <w:lvlText w:val=""/>
+      <w:lvlJc w:val="left"/>
+      <w:pPr>
+        <w:tabs>
+          <w:tab w:val="num" w:pos="3600"/>
+        </w:tabs>
+        <w:ind w:left="3600" w:hanging="360"/>
+      </w:pPr>
+      <w:rPr>
+        <w:rFonts w:ascii="Wingdings" w:hAnsi="Wingdings" w:hint="default"/>
+        <w:sz w:val="20"/>
+      </w:rPr>
+    </w:lvl>
+    <w:lvl w:ilvl="5" w:tentative="1">
+      <w:start w:val="1"/>
+      <w:numFmt w:val="bullet"/>
+      <w:lvlText w:val=""/>
+      <w:lvlJc w:val="left"/>
+      <w:pPr>
+        <w:tabs>
+          <w:tab w:val="num" w:pos="4320"/>
+        </w:tabs>
+        <w:ind w:left="4320" w:hanging="360"/>
+      </w:pPr>
+      <w:rPr>
+        <w:rFonts w:ascii="Wingdings" w:hAnsi="Wingdings" w:hint="default"/>
+        <w:sz w:val="20"/>
+      </w:rPr>
+    </w:lvl>
+    <w:lvl w:ilvl="6" w:tentative="1">
+      <w:start w:val="1"/>
+      <w:numFmt w:val="bullet"/>
+      <w:lvlText w:val=""/>
+      <w:lvlJc w:val="left"/>
+      <w:pPr>
+        <w:tabs>
+          <w:tab w:val="num" w:pos="5040"/>
+        </w:tabs>
+        <w:ind w:left="5040" w:hanging="360"/>
+      </w:pPr>
+      <w:rPr>
+        <w:rFonts w:ascii="Wingdings" w:hAnsi="Wingdings" w:hint="default"/>
+        <w:sz w:val="20"/>
+      </w:rPr>
+    </w:lvl>
+    <w:lvl w:ilvl="7" w:tentative="1">
+      <w:start w:val="1"/>
+      <w:numFmt w:val="bullet"/>
+      <w:lvlText w:val=""/>
+      <w:lvlJc w:val="left"/>
+      <w:pPr>
+        <w:tabs>
+          <w:tab w:val="num" w:pos="5760"/>
+        </w:tabs>
+        <w:ind w:left="5760" w:hanging="360"/>
+      </w:pPr>
+      <w:rPr>
+        <w:rFonts w:ascii="Wingdings" w:hAnsi="Wingdings" w:hint="default"/>
+        <w:sz w:val="20"/>
+      </w:rPr>
+    </w:lvl>
+    <w:lvl w:ilvl="8" w:tentative="1">
+      <w:start w:val="1"/>
+      <w:numFmt w:val="bullet"/>
+      <w:lvlText w:val=""/>
+      <w:lvlJc w:val="left"/>
+      <w:pPr>
+        <w:tabs>
+          <w:tab w:val="num" w:pos="6480"/>
+        </w:tabs>
+        <w:ind w:left="6480" w:hanging="360"/>
+      </w:pPr>
+      <w:rPr>
+        <w:rFonts w:ascii="Wingdings" w:hAnsi="Wingdings" w:hint="default"/>
+        <w:sz w:val="20"/>
+      </w:rPr>
+    </w:lvl>
+  </w:abstractNum>
+  <w:abstractNum w:abstractNumId="3" w15:restartNumberingAfterBreak="0">
+    <w:nsid w:val="259C106E"/>
+    <w:multiLevelType w:val="multilevel"/>
+    <w:tmpl w:val="E6FCDC44"/>
+    <w:lvl w:ilvl="0">
+      <w:start w:val="1"/>
+      <w:numFmt w:val="bullet"/>
+      <w:lvlText w:val=""/>
+      <w:lvlJc w:val="left"/>
+      <w:pPr>
+        <w:tabs>
+          <w:tab w:val="num" w:pos="720"/>
+        </w:tabs>
+        <w:ind w:left="720" w:hanging="360"/>
+      </w:pPr>
+      <w:rPr>
+        <w:rFonts w:ascii="Symbol" w:hAnsi="Symbol" w:hint="default"/>
+        <w:sz w:val="20"/>
+      </w:rPr>
+    </w:lvl>
+    <w:lvl w:ilvl="1" w:tentative="1">
+      <w:start w:val="1"/>
+      <w:numFmt w:val="bullet"/>
+      <w:lvlText w:val="o"/>
+      <w:lvlJc w:val="left"/>
+      <w:pPr>
+        <w:tabs>
+          <w:tab w:val="num" w:pos="1440"/>
+        </w:tabs>
+        <w:ind w:left="1440" w:hanging="360"/>
+      </w:pPr>
+      <w:rPr>
+        <w:rFonts w:ascii="Courier New" w:hAnsi="Courier New" w:hint="default"/>
+        <w:sz w:val="20"/>
+      </w:rPr>
+    </w:lvl>
+    <w:lvl w:ilvl="2" w:tentative="1">
+      <w:start w:val="1"/>
+      <w:numFmt w:val="bullet"/>
+      <w:lvlText w:val=""/>
+      <w:lvlJc w:val="left"/>
+      <w:pPr>
+        <w:tabs>
+          <w:tab w:val="num" w:pos="2160"/>
+        </w:tabs>
+        <w:ind w:left="2160" w:hanging="360"/>
+      </w:pPr>
+      <w:rPr>
+        <w:rFonts w:ascii="Wingdings" w:hAnsi="Wingdings" w:hint="default"/>
+        <w:sz w:val="20"/>
+      </w:rPr>
+    </w:lvl>
+    <w:lvl w:ilvl="3" w:tentative="1">
+      <w:start w:val="1"/>
+      <w:numFmt w:val="bullet"/>
+      <w:lvlText w:val=""/>
+      <w:lvlJc w:val="left"/>
+      <w:pPr>
+        <w:tabs>
+          <w:tab w:val="num" w:pos="2880"/>
+        </w:tabs>
+        <w:ind w:left="2880" w:hanging="360"/>
+      </w:pPr>
+      <w:rPr>
+        <w:rFonts w:ascii="Wingdings" w:hAnsi="Wingdings" w:hint="default"/>
+        <w:sz w:val="20"/>
+      </w:rPr>
+    </w:lvl>
+    <w:lvl w:ilvl="4" w:tentative="1">
+      <w:start w:val="1"/>
+      <w:numFmt w:val="bullet"/>
+      <w:lvlText w:val=""/>
+      <w:lvlJc w:val="left"/>
+      <w:pPr>
+        <w:tabs>
+          <w:tab w:val="num" w:pos="3600"/>
+        </w:tabs>
+        <w:ind w:left="3600" w:hanging="360"/>
+      </w:pPr>
+      <w:rPr>
+        <w:rFonts w:ascii="Wingdings" w:hAnsi="Wingdings" w:hint="default"/>
+        <w:sz w:val="20"/>
+      </w:rPr>
+    </w:lvl>
+    <w:lvl w:ilvl="5" w:tentative="1">
+      <w:start w:val="1"/>
+      <w:numFmt w:val="bullet"/>
+      <w:lvlText w:val=""/>
+      <w:lvlJc w:val="left"/>
+      <w:pPr>
+        <w:tabs>
+          <w:tab w:val="num" w:pos="4320"/>
+        </w:tabs>
+        <w:ind w:left="4320" w:hanging="360"/>
+      </w:pPr>
+      <w:rPr>
+        <w:rFonts w:ascii="Wingdings" w:hAnsi="Wingdings" w:hint="default"/>
+        <w:sz w:val="20"/>
+      </w:rPr>
+    </w:lvl>
+    <w:lvl w:ilvl="6" w:tentative="1">
+      <w:start w:val="1"/>
+      <w:numFmt w:val="bullet"/>
+      <w:lvlText w:val=""/>
+      <w:lvlJc w:val="left"/>
+      <w:pPr>
+        <w:tabs>
+          <w:tab w:val="num" w:pos="5040"/>
+        </w:tabs>
+        <w:ind w:left="5040" w:hanging="360"/>
+      </w:pPr>
+      <w:rPr>
+        <w:rFonts w:ascii="Wingdings" w:hAnsi="Wingdings" w:hint="default"/>
+        <w:sz w:val="20"/>
+      </w:rPr>
+    </w:lvl>
+    <w:lvl w:ilvl="7" w:tentative="1">
+      <w:start w:val="1"/>
+      <w:numFmt w:val="bullet"/>
+      <w:lvlText w:val=""/>
+      <w:lvlJc w:val="left"/>
+      <w:pPr>
+        <w:tabs>
+          <w:tab w:val="num" w:pos="5760"/>
+        </w:tabs>
+        <w:ind w:left="5760" w:hanging="360"/>
+      </w:pPr>
+      <w:rPr>
+        <w:rFonts w:ascii="Wingdings" w:hAnsi="Wingdings" w:hint="default"/>
+        <w:sz w:val="20"/>
+      </w:rPr>
+    </w:lvl>
+    <w:lvl w:ilvl="8" w:tentative="1">
+      <w:start w:val="1"/>
+      <w:numFmt w:val="bullet"/>
+      <w:lvlText w:val=""/>
+      <w:lvlJc w:val="left"/>
+      <w:pPr>
+        <w:tabs>
+          <w:tab w:val="num" w:pos="6480"/>
+        </w:tabs>
+        <w:ind w:left="6480" w:hanging="360"/>
+      </w:pPr>
+      <w:rPr>
+        <w:rFonts w:ascii="Wingdings" w:hAnsi="Wingdings" w:hint="default"/>
+        <w:sz w:val="20"/>
+      </w:rPr>
+    </w:lvl>
+  </w:abstractNum>
+  <w:abstractNum w:abstractNumId="4" w15:restartNumberingAfterBreak="0">
+    <w:nsid w:val="298C0DC0"/>
+    <w:multiLevelType w:val="multilevel"/>
+    <w:tmpl w:val="65CA79D8"/>
+    <w:lvl w:ilvl="0">
+      <w:start w:val="1"/>
+      <w:numFmt w:val="bullet"/>
+      <w:lvlText w:val=""/>
+      <w:lvlJc w:val="left"/>
+      <w:pPr>
+        <w:tabs>
+          <w:tab w:val="num" w:pos="720"/>
+        </w:tabs>
+        <w:ind w:left="720" w:hanging="360"/>
+      </w:pPr>
+      <w:rPr>
+        <w:rFonts w:ascii="Symbol" w:hAnsi="Symbol" w:hint="default"/>
+        <w:sz w:val="20"/>
+      </w:rPr>
+    </w:lvl>
+    <w:lvl w:ilvl="1" w:tentative="1">
+      <w:start w:val="1"/>
+      <w:numFmt w:val="bullet"/>
+      <w:lvlText w:val="o"/>
+      <w:lvlJc w:val="left"/>
+      <w:pPr>
+        <w:tabs>
+          <w:tab w:val="num" w:pos="1440"/>
+        </w:tabs>
+        <w:ind w:left="1440" w:hanging="360"/>
+      </w:pPr>
+      <w:rPr>
+        <w:rFonts w:ascii="Courier New" w:hAnsi="Courier New" w:hint="default"/>
+        <w:sz w:val="20"/>
+      </w:rPr>
+    </w:lvl>
+    <w:lvl w:ilvl="2" w:tentative="1">
+      <w:start w:val="1"/>
+      <w:numFmt w:val="bullet"/>
+      <w:lvlText w:val=""/>
+      <w:lvlJc w:val="left"/>
+      <w:pPr>
+        <w:tabs>
+          <w:tab w:val="num" w:pos="2160"/>
+        </w:tabs>
+        <w:ind w:left="2160" w:hanging="360"/>
+      </w:pPr>
+      <w:rPr>
+        <w:rFonts w:ascii="Wingdings" w:hAnsi="Wingdings" w:hint="default"/>
+        <w:sz w:val="20"/>
+      </w:rPr>
+    </w:lvl>
+    <w:lvl w:ilvl="3" w:tentative="1">
+      <w:start w:val="1"/>
+      <w:numFmt w:val="bullet"/>
+      <w:lvlText w:val=""/>
+      <w:lvlJc w:val="left"/>
+      <w:pPr>
+        <w:tabs>
+          <w:tab w:val="num" w:pos="2880"/>
+        </w:tabs>
+        <w:ind w:left="2880" w:hanging="360"/>
+      </w:pPr>
+      <w:rPr>
+        <w:rFonts w:ascii="Wingdings" w:hAnsi="Wingdings" w:hint="default"/>
+        <w:sz w:val="20"/>
+      </w:rPr>
+    </w:lvl>
+    <w:lvl w:ilvl="4" w:tentative="1">
+      <w:start w:val="1"/>
+      <w:numFmt w:val="bullet"/>
+      <w:lvlText w:val=""/>
+      <w:lvlJc w:val="left"/>
+      <w:pPr>
+        <w:tabs>
+          <w:tab w:val="num" w:pos="3600"/>
+        </w:tabs>
+        <w:ind w:left="3600" w:hanging="360"/>
+      </w:pPr>
+      <w:rPr>
+        <w:rFonts w:ascii="Wingdings" w:hAnsi="Wingdings" w:hint="default"/>
+        <w:sz w:val="20"/>
+      </w:rPr>
+    </w:lvl>
+    <w:lvl w:ilvl="5" w:tentative="1">
+      <w:start w:val="1"/>
+      <w:numFmt w:val="bullet"/>
+      <w:lvlText w:val=""/>
+      <w:lvlJc w:val="left"/>
+      <w:pPr>
+        <w:tabs>
+          <w:tab w:val="num" w:pos="4320"/>
+        </w:tabs>
+        <w:ind w:left="4320" w:hanging="360"/>
+      </w:pPr>
+      <w:rPr>
+        <w:rFonts w:ascii="Wingdings" w:hAnsi="Wingdings" w:hint="default"/>
+        <w:sz w:val="20"/>
+      </w:rPr>
+    </w:lvl>
+    <w:lvl w:ilvl="6" w:tentative="1">
+      <w:start w:val="1"/>
+      <w:numFmt w:val="bullet"/>
+      <w:lvlText w:val=""/>
+      <w:lvlJc w:val="left"/>
+      <w:pPr>
+        <w:tabs>
+          <w:tab w:val="num" w:pos="5040"/>
+        </w:tabs>
+        <w:ind w:left="5040" w:hanging="360"/>
+      </w:pPr>
+      <w:rPr>
+        <w:rFonts w:ascii="Wingdings" w:hAnsi="Wingdings" w:hint="default"/>
+        <w:sz w:val="20"/>
+      </w:rPr>
+    </w:lvl>
+    <w:lvl w:ilvl="7" w:tentative="1">
+      <w:start w:val="1"/>
+      <w:numFmt w:val="bullet"/>
+      <w:lvlText w:val=""/>
+      <w:lvlJc w:val="left"/>
+      <w:pPr>
+        <w:tabs>
+          <w:tab w:val="num" w:pos="5760"/>
+        </w:tabs>
+        <w:ind w:left="5760" w:hanging="360"/>
+      </w:pPr>
+      <w:rPr>
+        <w:rFonts w:ascii="Wingdings" w:hAnsi="Wingdings" w:hint="default"/>
+        <w:sz w:val="20"/>
+      </w:rPr>
+    </w:lvl>
+    <w:lvl w:ilvl="8" w:tentative="1">
+      <w:start w:val="1"/>
+      <w:numFmt w:val="bullet"/>
+      <w:lvlText w:val=""/>
+      <w:lvlJc w:val="left"/>
+      <w:pPr>
+        <w:tabs>
+          <w:tab w:val="num" w:pos="6480"/>
+        </w:tabs>
+        <w:ind w:left="6480" w:hanging="360"/>
+      </w:pPr>
+      <w:rPr>
+        <w:rFonts w:ascii="Wingdings" w:hAnsi="Wingdings" w:hint="default"/>
+        <w:sz w:val="20"/>
+      </w:rPr>
+    </w:lvl>
+  </w:abstractNum>
+  <w:abstractNum w:abstractNumId="5" w15:restartNumberingAfterBreak="0">
+    <w:nsid w:val="40B51A68"/>
+    <w:multiLevelType w:val="multilevel"/>
+    <w:tmpl w:val="7EE6A560"/>
+    <w:lvl w:ilvl="0">
+      <w:start w:val="1"/>
+      <w:numFmt w:val="bullet"/>
+      <w:lvlText w:val=""/>
+      <w:lvlJc w:val="left"/>
+      <w:pPr>
+        <w:tabs>
+          <w:tab w:val="num" w:pos="720"/>
+        </w:tabs>
+        <w:ind w:left="720" w:hanging="360"/>
+      </w:pPr>
+      <w:rPr>
+        <w:rFonts w:ascii="Symbol" w:hAnsi="Symbol" w:hint="default"/>
+        <w:sz w:val="20"/>
+      </w:rPr>
+    </w:lvl>
+    <w:lvl w:ilvl="1" w:tentative="1">
+      <w:start w:val="1"/>
+      <w:numFmt w:val="bullet"/>
+      <w:lvlText w:val="o"/>
+      <w:lvlJc w:val="left"/>
+      <w:pPr>
+        <w:tabs>
+          <w:tab w:val="num" w:pos="1440"/>
+        </w:tabs>
+        <w:ind w:left="1440" w:hanging="360"/>
+      </w:pPr>
+      <w:rPr>
+        <w:rFonts w:ascii="Courier New" w:hAnsi="Courier New" w:hint="default"/>
+        <w:sz w:val="20"/>
+      </w:rPr>
+    </w:lvl>
+    <w:lvl w:ilvl="2" w:tentative="1">
+      <w:start w:val="1"/>
+      <w:numFmt w:val="bullet"/>
+      <w:lvlText w:val=""/>
+      <w:lvlJc w:val="left"/>
+      <w:pPr>
+        <w:tabs>
+          <w:tab w:val="num" w:pos="2160"/>
+        </w:tabs>
+        <w:ind w:left="2160" w:hanging="360"/>
+      </w:pPr>
+      <w:rPr>
+        <w:rFonts w:ascii="Wingdings" w:hAnsi="Wingdings" w:hint="default"/>
+        <w:sz w:val="20"/>
+      </w:rPr>
+    </w:lvl>
+    <w:lvl w:ilvl="3" w:tentative="1">
+      <w:start w:val="1"/>
+      <w:numFmt w:val="bullet"/>
+      <w:lvlText w:val=""/>
+      <w:lvlJc w:val="left"/>
+      <w:pPr>
+        <w:tabs>
+          <w:tab w:val="num" w:pos="2880"/>
+        </w:tabs>
+        <w:ind w:left="2880" w:hanging="360"/>
+      </w:pPr>
+      <w:rPr>
+        <w:rFonts w:ascii="Wingdings" w:hAnsi="Wingdings" w:hint="default"/>
+        <w:sz w:val="20"/>
+      </w:rPr>
+    </w:lvl>
+    <w:lvl w:ilvl="4" w:tentative="1">
+      <w:start w:val="1"/>
+      <w:numFmt w:val="bullet"/>
+      <w:lvlText w:val=""/>
+      <w:lvlJc w:val="left"/>
+      <w:pPr>
+        <w:tabs>
+          <w:tab w:val="num" w:pos="3600"/>
+        </w:tabs>
+        <w:ind w:left="3600" w:hanging="360"/>
+      </w:pPr>
+      <w:rPr>
+        <w:rFonts w:ascii="Wingdings" w:hAnsi="Wingdings" w:hint="default"/>
+        <w:sz w:val="20"/>
+      </w:rPr>
+    </w:lvl>
+    <w:lvl w:ilvl="5" w:tentative="1">
+      <w:start w:val="1"/>
+      <w:numFmt w:val="bullet"/>
+      <w:lvlText w:val=""/>
+      <w:lvlJc w:val="left"/>
+      <w:pPr>
+        <w:tabs>
+          <w:tab w:val="num" w:pos="4320"/>
+        </w:tabs>
+        <w:ind w:left="4320" w:hanging="360"/>
+      </w:pPr>
+      <w:rPr>
+        <w:rFonts w:ascii="Wingdings" w:hAnsi="Wingdings" w:hint="default"/>
+        <w:sz w:val="20"/>
+      </w:rPr>
+    </w:lvl>
+    <w:lvl w:ilvl="6" w:tentative="1">
+      <w:start w:val="1"/>
+      <w:numFmt w:val="bullet"/>
+      <w:lvlText w:val=""/>
+      <w:lvlJc w:val="left"/>
+      <w:pPr>
+        <w:tabs>
+          <w:tab w:val="num" w:pos="5040"/>
+        </w:tabs>
+        <w:ind w:left="5040" w:hanging="360"/>
+      </w:pPr>
+      <w:rPr>
+        <w:rFonts w:ascii="Wingdings" w:hAnsi="Wingdings" w:hint="default"/>
+        <w:sz w:val="20"/>
+      </w:rPr>
+    </w:lvl>
+    <w:lvl w:ilvl="7" w:tentative="1">
+      <w:start w:val="1"/>
+      <w:numFmt w:val="bullet"/>
+      <w:lvlText w:val=""/>
+      <w:lvlJc w:val="left"/>
+      <w:pPr>
+        <w:tabs>
+          <w:tab w:val="num" w:pos="5760"/>
+        </w:tabs>
+        <w:ind w:left="5760" w:hanging="360"/>
+      </w:pPr>
+      <w:rPr>
+        <w:rFonts w:ascii="Wingdings" w:hAnsi="Wingdings" w:hint="default"/>
+        <w:sz w:val="20"/>
+      </w:rPr>
+    </w:lvl>
+    <w:lvl w:ilvl="8" w:tentative="1">
+      <w:start w:val="1"/>
+      <w:numFmt w:val="bullet"/>
+      <w:lvlText w:val=""/>
+      <w:lvlJc w:val="left"/>
+      <w:pPr>
+        <w:tabs>
+          <w:tab w:val="num" w:pos="6480"/>
+        </w:tabs>
+        <w:ind w:left="6480" w:hanging="360"/>
+      </w:pPr>
+      <w:rPr>
+        <w:rFonts w:ascii="Wingdings" w:hAnsi="Wingdings" w:hint="default"/>
+        <w:sz w:val="20"/>
+      </w:rPr>
+    </w:lvl>
+  </w:abstractNum>
+  <w:abstractNum w:abstractNumId="6" w15:restartNumberingAfterBreak="0">
+    <w:nsid w:val="54EA57F1"/>
+    <w:multiLevelType w:val="multilevel"/>
+    <w:tmpl w:val="07A803AE"/>
+    <w:lvl w:ilvl="0">
+      <w:start w:val="1"/>
+      <w:numFmt w:val="bullet"/>
+      <w:lvlText w:val=""/>
+      <w:lvlJc w:val="left"/>
+      <w:pPr>
+        <w:tabs>
+          <w:tab w:val="num" w:pos="720"/>
+        </w:tabs>
+        <w:ind w:left="720" w:hanging="360"/>
+      </w:pPr>
+      <w:rPr>
+        <w:rFonts w:ascii="Symbol" w:hAnsi="Symbol" w:hint="default"/>
+        <w:sz w:val="20"/>
+      </w:rPr>
+    </w:lvl>
+    <w:lvl w:ilvl="1" w:tentative="1">
+      <w:start w:val="1"/>
+      <w:numFmt w:val="bullet"/>
+      <w:lvlText w:val="o"/>
+      <w:lvlJc w:val="left"/>
+      <w:pPr>
+        <w:tabs>
+          <w:tab w:val="num" w:pos="1440"/>
+        </w:tabs>
+        <w:ind w:left="1440" w:hanging="360"/>
+      </w:pPr>
+      <w:rPr>
+        <w:rFonts w:ascii="Courier New" w:hAnsi="Courier New" w:hint="default"/>
+        <w:sz w:val="20"/>
+      </w:rPr>
+    </w:lvl>
+    <w:lvl w:ilvl="2" w:tentative="1">
+      <w:start w:val="1"/>
+      <w:numFmt w:val="bullet"/>
+      <w:lvlText w:val=""/>
+      <w:lvlJc w:val="left"/>
+      <w:pPr>
+        <w:tabs>
+          <w:tab w:val="num" w:pos="2160"/>
+        </w:tabs>
+        <w:ind w:left="2160" w:hanging="360"/>
+      </w:pPr>
+      <w:rPr>
+        <w:rFonts w:ascii="Wingdings" w:hAnsi="Wingdings" w:hint="default"/>
+        <w:sz w:val="20"/>
+      </w:rPr>
+    </w:lvl>
+    <w:lvl w:ilvl="3" w:tentative="1">
+      <w:start w:val="1"/>
+      <w:numFmt w:val="bullet"/>
+      <w:lvlText w:val=""/>
+      <w:lvlJc w:val="left"/>
+      <w:pPr>
+        <w:tabs>
+          <w:tab w:val="num" w:pos="2880"/>
+        </w:tabs>
+        <w:ind w:left="2880" w:hanging="360"/>
+      </w:pPr>
+      <w:rPr>
+        <w:rFonts w:ascii="Wingdings" w:hAnsi="Wingdings" w:hint="default"/>
+        <w:sz w:val="20"/>
+      </w:rPr>
+    </w:lvl>
+    <w:lvl w:ilvl="4" w:tentative="1">
+      <w:start w:val="1"/>
+      <w:numFmt w:val="bullet"/>
+      <w:lvlText w:val=""/>
+      <w:lvlJc w:val="left"/>
+      <w:pPr>
+        <w:tabs>
+          <w:tab w:val="num" w:pos="3600"/>
+        </w:tabs>
+        <w:ind w:left="3600" w:hanging="360"/>
+      </w:pPr>
+      <w:rPr>
+        <w:rFonts w:ascii="Wingdings" w:hAnsi="Wingdings" w:hint="default"/>
+        <w:sz w:val="20"/>
+      </w:rPr>
+    </w:lvl>
+    <w:lvl w:ilvl="5" w:tentative="1">
+      <w:start w:val="1"/>
+      <w:numFmt w:val="bullet"/>
+      <w:lvlText w:val=""/>
+      <w:lvlJc w:val="left"/>
+      <w:pPr>
+        <w:tabs>
+          <w:tab w:val="num" w:pos="4320"/>
+        </w:tabs>
+        <w:ind w:left="4320" w:hanging="360"/>
+      </w:pPr>
+      <w:rPr>
+        <w:rFonts w:ascii="Wingdings" w:hAnsi="Wingdings" w:hint="default"/>
+        <w:sz w:val="20"/>
+      </w:rPr>
+    </w:lvl>
+    <w:lvl w:ilvl="6" w:tentative="1">
+      <w:start w:val="1"/>
+      <w:numFmt w:val="bullet"/>
+      <w:lvlText w:val=""/>
+      <w:lvlJc w:val="left"/>
+      <w:pPr>
+        <w:tabs>
+          <w:tab w:val="num" w:pos="5040"/>
+        </w:tabs>
+        <w:ind w:left="5040" w:hanging="360"/>
+      </w:pPr>
+      <w:rPr>
+        <w:rFonts w:ascii="Wingdings" w:hAnsi="Wingdings" w:hint="default"/>
+        <w:sz w:val="20"/>
+      </w:rPr>
+    </w:lvl>
+    <w:lvl w:ilvl="7" w:tentative="1">
+      <w:start w:val="1"/>
+      <w:numFmt w:val="bullet"/>
+      <w:lvlText w:val=""/>
+      <w:lvlJc w:val="left"/>
+      <w:pPr>
+        <w:tabs>
+          <w:tab w:val="num" w:pos="5760"/>
+        </w:tabs>
+        <w:ind w:left="5760" w:hanging="360"/>
+      </w:pPr>
+      <w:rPr>
+        <w:rFonts w:ascii="Wingdings" w:hAnsi="Wingdings" w:hint="default"/>
+        <w:sz w:val="20"/>
+      </w:rPr>
+    </w:lvl>
+    <w:lvl w:ilvl="8" w:tentative="1">
+      <w:start w:val="1"/>
+      <w:numFmt w:val="bullet"/>
+      <w:lvlText w:val=""/>
+      <w:lvlJc w:val="left"/>
+      <w:pPr>
+        <w:tabs>
+          <w:tab w:val="num" w:pos="6480"/>
+        </w:tabs>
+        <w:ind w:left="6480" w:hanging="360"/>
+      </w:pPr>
+      <w:rPr>
+        <w:rFonts w:ascii="Wingdings" w:hAnsi="Wingdings" w:hint="default"/>
+        <w:sz w:val="20"/>
+      </w:rPr>
+    </w:lvl>
+  </w:abstractNum>
+  <w:abstractNum w:abstractNumId="7" w15:restartNumberingAfterBreak="0">
+    <w:nsid w:val="5B44167F"/>
+    <w:multiLevelType w:val="multilevel"/>
+    <w:tmpl w:val="5F966058"/>
+    <w:lvl w:ilvl="0">
+      <w:start w:val="1"/>
+      <w:numFmt w:val="bullet"/>
+      <w:lvlText w:val=""/>
+      <w:lvlJc w:val="left"/>
+      <w:pPr>
+        <w:tabs>
+          <w:tab w:val="num" w:pos="720"/>
+        </w:tabs>
+        <w:ind w:left="720" w:hanging="360"/>
+      </w:pPr>
+      <w:rPr>
+        <w:rFonts w:ascii="Symbol" w:hAnsi="Symbol" w:hint="default"/>
+        <w:sz w:val="20"/>
+      </w:rPr>
+    </w:lvl>
+    <w:lvl w:ilvl="1" w:tentative="1">
+      <w:start w:val="1"/>
+      <w:numFmt w:val="bullet"/>
+      <w:lvlText w:val="o"/>
+      <w:lvlJc w:val="left"/>
+      <w:pPr>
+        <w:tabs>
+          <w:tab w:val="num" w:pos="1440"/>
+        </w:tabs>
+        <w:ind w:left="1440" w:hanging="360"/>
+      </w:pPr>
+      <w:rPr>
+        <w:rFonts w:ascii="Courier New" w:hAnsi="Courier New" w:hint="default"/>
+        <w:sz w:val="20"/>
+      </w:rPr>
+    </w:lvl>
+    <w:lvl w:ilvl="2" w:tentative="1">
+      <w:start w:val="1"/>
+      <w:numFmt w:val="bullet"/>
+      <w:lvlText w:val=""/>
+      <w:lvlJc w:val="left"/>
+      <w:pPr>
+        <w:tabs>
+          <w:tab w:val="num" w:pos="2160"/>
+        </w:tabs>
+        <w:ind w:left="2160" w:hanging="360"/>
+      </w:pPr>
+      <w:rPr>
+        <w:rFonts w:ascii="Wingdings" w:hAnsi="Wingdings" w:hint="default"/>
+        <w:sz w:val="20"/>
+      </w:rPr>
+    </w:lvl>
+    <w:lvl w:ilvl="3" w:tentative="1">
+      <w:start w:val="1"/>
+      <w:numFmt w:val="bullet"/>
+      <w:lvlText w:val=""/>
+      <w:lvlJc w:val="left"/>
+      <w:pPr>
+        <w:tabs>
+          <w:tab w:val="num" w:pos="2880"/>
+        </w:tabs>
+        <w:ind w:left="2880" w:hanging="360"/>
+      </w:pPr>
+      <w:rPr>
+        <w:rFonts w:ascii="Wingdings" w:hAnsi="Wingdings" w:hint="default"/>
+        <w:sz w:val="20"/>
+      </w:rPr>
+    </w:lvl>
+    <w:lvl w:ilvl="4" w:tentative="1">
+      <w:start w:val="1"/>
+      <w:numFmt w:val="bullet"/>
+      <w:lvlText w:val=""/>
+      <w:lvlJc w:val="left"/>
+      <w:pPr>
+        <w:tabs>
+          <w:tab w:val="num" w:pos="3600"/>
+        </w:tabs>
+        <w:ind w:left="3600" w:hanging="360"/>
+      </w:pPr>
+      <w:rPr>
+        <w:rFonts w:ascii="Wingdings" w:hAnsi="Wingdings" w:hint="default"/>
+        <w:sz w:val="20"/>
+      </w:rPr>
+    </w:lvl>
+    <w:lvl w:ilvl="5" w:tentative="1">
+      <w:start w:val="1"/>
+      <w:numFmt w:val="bullet"/>
+      <w:lvlText w:val=""/>
+      <w:lvlJc w:val="left"/>
+      <w:pPr>
+        <w:tabs>
+          <w:tab w:val="num" w:pos="4320"/>
+        </w:tabs>
+        <w:ind w:left="4320" w:hanging="360"/>
+      </w:pPr>
+      <w:rPr>
+        <w:rFonts w:ascii="Wingdings" w:hAnsi="Wingdings" w:hint="default"/>
+        <w:sz w:val="20"/>
+      </w:rPr>
+    </w:lvl>
+    <w:lvl w:ilvl="6" w:tentative="1">
+      <w:start w:val="1"/>
+      <w:numFmt w:val="bullet"/>
+      <w:lvlText w:val=""/>
+      <w:lvlJc w:val="left"/>
+      <w:pPr>
+        <w:tabs>
+          <w:tab w:val="num" w:pos="5040"/>
+        </w:tabs>
+        <w:ind w:left="5040" w:hanging="360"/>
+      </w:pPr>
+      <w:rPr>
+        <w:rFonts w:ascii="Wingdings" w:hAnsi="Wingdings" w:hint="default"/>
+        <w:sz w:val="20"/>
+      </w:rPr>
+    </w:lvl>
+    <w:lvl w:ilvl="7" w:tentative="1">
+      <w:start w:val="1"/>
+      <w:numFmt w:val="bullet"/>
+      <w:lvlText w:val=""/>
+      <w:lvlJc w:val="left"/>
+      <w:pPr>
+        <w:tabs>
+          <w:tab w:val="num" w:pos="5760"/>
+        </w:tabs>
+        <w:ind w:left="5760" w:hanging="360"/>
+      </w:pPr>
+      <w:rPr>
+        <w:rFonts w:ascii="Wingdings" w:hAnsi="Wingdings" w:hint="default"/>
+        <w:sz w:val="20"/>
+      </w:rPr>
+    </w:lvl>
+    <w:lvl w:ilvl="8" w:tentative="1">
+      <w:start w:val="1"/>
+      <w:numFmt w:val="bullet"/>
+      <w:lvlText w:val=""/>
+      <w:lvlJc w:val="left"/>
+      <w:pPr>
+        <w:tabs>
+          <w:tab w:val="num" w:pos="6480"/>
+        </w:tabs>
+        <w:ind w:left="6480" w:hanging="360"/>
+      </w:pPr>
+      <w:rPr>
+        <w:rFonts w:ascii="Wingdings" w:hAnsi="Wingdings" w:hint="default"/>
+        <w:sz w:val="20"/>
+      </w:rPr>
+    </w:lvl>
+  </w:abstractNum>
+  <w:abstractNum w:abstractNumId="8" w15:restartNumberingAfterBreak="0">
+    <w:nsid w:val="70B23EB3"/>
+    <w:multiLevelType w:val="multilevel"/>
+    <w:tmpl w:val="5568EF82"/>
+    <w:lvl w:ilvl="0">
+      <w:start w:val="1"/>
+      <w:numFmt w:val="bullet"/>
+      <w:lvlText w:val=""/>
+      <w:lvlJc w:val="left"/>
+      <w:pPr>
+        <w:tabs>
+          <w:tab w:val="num" w:pos="720"/>
+        </w:tabs>
+        <w:ind w:left="720" w:hanging="360"/>
+      </w:pPr>
+      <w:rPr>
+        <w:rFonts w:ascii="Symbol" w:hAnsi="Symbol" w:hint="default"/>
+        <w:sz w:val="20"/>
+      </w:rPr>
+    </w:lvl>
+    <w:lvl w:ilvl="1" w:tentative="1">
+      <w:start w:val="1"/>
+      <w:numFmt w:val="bullet"/>
+      <w:lvlText w:val="o"/>
+      <w:lvlJc w:val="left"/>
+      <w:pPr>
+        <w:tabs>
+          <w:tab w:val="num" w:pos="1440"/>
+        </w:tabs>
+        <w:ind w:left="1440" w:hanging="360"/>
+      </w:pPr>
+      <w:rPr>
+        <w:rFonts w:ascii="Courier New" w:hAnsi="Courier New" w:hint="default"/>
+        <w:sz w:val="20"/>
+      </w:rPr>
+    </w:lvl>
+    <w:lvl w:ilvl="2" w:tentative="1">
+      <w:start w:val="1"/>
+      <w:numFmt w:val="bullet"/>
+      <w:lvlText w:val=""/>
+      <w:lvlJc w:val="left"/>
+      <w:pPr>
+        <w:tabs>
+          <w:tab w:val="num" w:pos="2160"/>
+        </w:tabs>
+        <w:ind w:left="2160" w:hanging="360"/>
+      </w:pPr>
+      <w:rPr>
+        <w:rFonts w:ascii="Wingdings" w:hAnsi="Wingdings" w:hint="default"/>
+        <w:sz w:val="20"/>
+      </w:rPr>
+    </w:lvl>
+    <w:lvl w:ilvl="3" w:tentative="1">
+      <w:start w:val="1"/>
+      <w:numFmt w:val="bullet"/>
+      <w:lvlText w:val=""/>
+      <w:lvlJc w:val="left"/>
+      <w:pPr>
+        <w:tabs>
+          <w:tab w:val="num" w:pos="2880"/>
+        </w:tabs>
+        <w:ind w:left="2880" w:hanging="360"/>
+      </w:pPr>
+      <w:rPr>
+        <w:rFonts w:ascii="Wingdings" w:hAnsi="Wingdings" w:hint="default"/>
+        <w:sz w:val="20"/>
+      </w:rPr>
+    </w:lvl>
+    <w:lvl w:ilvl="4" w:tentative="1">
+      <w:start w:val="1"/>
+      <w:numFmt w:val="bullet"/>
+      <w:lvlText w:val=""/>
+      <w:lvlJc w:val="left"/>
+      <w:pPr>
+        <w:tabs>
+          <w:tab w:val="num" w:pos="3600"/>
+        </w:tabs>
+        <w:ind w:left="3600" w:hanging="360"/>
+      </w:pPr>
+      <w:rPr>
+        <w:rFonts w:ascii="Wingdings" w:hAnsi="Wingdings" w:hint="default"/>
+        <w:sz w:val="20"/>
+      </w:rPr>
+    </w:lvl>
+    <w:lvl w:ilvl="5" w:tentative="1">
+      <w:start w:val="1"/>
+      <w:numFmt w:val="bullet"/>
+      <w:lvlText w:val=""/>
+      <w:lvlJc w:val="left"/>
+      <w:pPr>
+        <w:tabs>
+          <w:tab w:val="num" w:pos="4320"/>
+        </w:tabs>
+        <w:ind w:left="4320" w:hanging="360"/>
+      </w:pPr>
+      <w:rPr>
+        <w:rFonts w:ascii="Wingdings" w:hAnsi="Wingdings" w:hint="default"/>
+        <w:sz w:val="20"/>
+      </w:rPr>
+    </w:lvl>
+    <w:lvl w:ilvl="6" w:tentative="1">
+      <w:start w:val="1"/>
+      <w:numFmt w:val="bullet"/>
+      <w:lvlText w:val=""/>
+      <w:lvlJc w:val="left"/>
+      <w:pPr>
+        <w:tabs>
+          <w:tab w:val="num" w:pos="5040"/>
+        </w:tabs>
+        <w:ind w:left="5040" w:hanging="360"/>
+      </w:pPr>
+      <w:rPr>
+        <w:rFonts w:ascii="Wingdings" w:hAnsi="Wingdings" w:hint="default"/>
+        <w:sz w:val="20"/>
+      </w:rPr>
+    </w:lvl>
+    <w:lvl w:ilvl="7" w:tentative="1">
+      <w:start w:val="1"/>
+      <w:numFmt w:val="bullet"/>
+      <w:lvlText w:val=""/>
+      <w:lvlJc w:val="left"/>
+      <w:pPr>
+        <w:tabs>
+          <w:tab w:val="num" w:pos="5760"/>
+        </w:tabs>
+        <w:ind w:left="5760" w:hanging="360"/>
+      </w:pPr>
+      <w:rPr>
+        <w:rFonts w:ascii="Wingdings" w:hAnsi="Wingdings" w:hint="default"/>
+        <w:sz w:val="20"/>
+      </w:rPr>
+    </w:lvl>
+    <w:lvl w:ilvl="8" w:tentative="1">
+      <w:start w:val="1"/>
+      <w:numFmt w:val="bullet"/>
+      <w:lvlText w:val=""/>
+      <w:lvlJc w:val="left"/>
+      <w:pPr>
+        <w:tabs>
+          <w:tab w:val="num" w:pos="6480"/>
+        </w:tabs>
+        <w:ind w:left="6480" w:hanging="360"/>
+      </w:pPr>
+      <w:rPr>
+        <w:rFonts w:ascii="Wingdings" w:hAnsi="Wingdings" w:hint="default"/>
+        <w:sz w:val="20"/>
+      </w:rPr>
+    </w:lvl>
+  </w:abstractNum>
+  <w:abstractNum w:abstractNumId="9" w15:restartNumberingAfterBreak="0">
+    <w:nsid w:val="758F39F2"/>
+    <w:multiLevelType w:val="multilevel"/>
+    <w:tmpl w:val="8FE6E64A"/>
+    <w:lvl w:ilvl="0">
+      <w:start w:val="1"/>
+      <w:numFmt w:val="bullet"/>
+      <w:lvlText w:val=""/>
+      <w:lvlJc w:val="left"/>
+      <w:pPr>
+        <w:tabs>
+          <w:tab w:val="num" w:pos="720"/>
+        </w:tabs>
+        <w:ind w:left="720" w:hanging="360"/>
+      </w:pPr>
+      <w:rPr>
+        <w:rFonts w:ascii="Symbol" w:hAnsi="Symbol" w:hint="default"/>
+        <w:sz w:val="20"/>
+      </w:rPr>
+    </w:lvl>
+    <w:lvl w:ilvl="1" w:tentative="1">
+      <w:start w:val="1"/>
+      <w:numFmt w:val="bullet"/>
+      <w:lvlText w:val="o"/>
+      <w:lvlJc w:val="left"/>
+      <w:pPr>
+        <w:tabs>
+          <w:tab w:val="num" w:pos="1440"/>
+        </w:tabs>
+        <w:ind w:left="1440" w:hanging="360"/>
+      </w:pPr>
+      <w:rPr>
+        <w:rFonts w:ascii="Courier New" w:hAnsi="Courier New" w:hint="default"/>
+        <w:sz w:val="20"/>
+      </w:rPr>
+    </w:lvl>
+    <w:lvl w:ilvl="2" w:tentative="1">
+      <w:start w:val="1"/>
+      <w:numFmt w:val="bullet"/>
+      <w:lvlText w:val=""/>
+      <w:lvlJc w:val="left"/>
+      <w:pPr>
+        <w:tabs>
+          <w:tab w:val="num" w:pos="2160"/>
+        </w:tabs>
+        <w:ind w:left="2160" w:hanging="360"/>
+      </w:pPr>
+      <w:rPr>
+        <w:rFonts w:ascii="Wingdings" w:hAnsi="Wingdings" w:hint="default"/>
+        <w:sz w:val="20"/>
+      </w:rPr>
+    </w:lvl>
+    <w:lvl w:ilvl="3" w:tentative="1">
+      <w:start w:val="1"/>
+      <w:numFmt w:val="bullet"/>
+      <w:lvlText w:val=""/>
+      <w:lvlJc w:val="left"/>
+      <w:pPr>
+        <w:tabs>
+          <w:tab w:val="num" w:pos="2880"/>
+        </w:tabs>
+        <w:ind w:left="2880" w:hanging="360"/>
+      </w:pPr>
+      <w:rPr>
+        <w:rFonts w:ascii="Wingdings" w:hAnsi="Wingdings" w:hint="default"/>
+        <w:sz w:val="20"/>
+      </w:rPr>
+    </w:lvl>
+    <w:lvl w:ilvl="4" w:tentative="1">
+      <w:start w:val="1"/>
+      <w:numFmt w:val="bullet"/>
+      <w:lvlText w:val=""/>
+      <w:lvlJc w:val="left"/>
+      <w:pPr>
+        <w:tabs>
+          <w:tab w:val="num" w:pos="3600"/>
+        </w:tabs>
+        <w:ind w:left="3600" w:hanging="360"/>
+      </w:pPr>
+      <w:rPr>
+        <w:rFonts w:ascii="Wingdings" w:hAnsi="Wingdings" w:hint="default"/>
+        <w:sz w:val="20"/>
+      </w:rPr>
+    </w:lvl>
+    <w:lvl w:ilvl="5" w:tentative="1">
+      <w:start w:val="1"/>
+      <w:numFmt w:val="bullet"/>
+      <w:lvlText w:val=""/>
+      <w:lvlJc w:val="left"/>
+      <w:pPr>
+        <w:tabs>
+          <w:tab w:val="num" w:pos="4320"/>
+        </w:tabs>
+        <w:ind w:left="4320" w:hanging="360"/>
+      </w:pPr>
+      <w:rPr>
+        <w:rFonts w:ascii="Wingdings" w:hAnsi="Wingdings" w:hint="default"/>
+        <w:sz w:val="20"/>
+      </w:rPr>
+    </w:lvl>
+    <w:lvl w:ilvl="6" w:tentative="1">
+      <w:start w:val="1"/>
+      <w:numFmt w:val="bullet"/>
+      <w:lvlText w:val=""/>
+      <w:lvlJc w:val="left"/>
+      <w:pPr>
+        <w:tabs>
+          <w:tab w:val="num" w:pos="5040"/>
+        </w:tabs>
+        <w:ind w:left="5040" w:hanging="360"/>
+      </w:pPr>
+      <w:rPr>
+        <w:rFonts w:ascii="Wingdings" w:hAnsi="Wingdings" w:hint="default"/>
+        <w:sz w:val="20"/>
+      </w:rPr>
+    </w:lvl>
+    <w:lvl w:ilvl="7" w:tentative="1">
+      <w:start w:val="1"/>
+      <w:numFmt w:val="bullet"/>
+      <w:lvlText w:val=""/>
+      <w:lvlJc w:val="left"/>
+      <w:pPr>
+        <w:tabs>
+          <w:tab w:val="num" w:pos="5760"/>
+        </w:tabs>
+        <w:ind w:left="5760" w:hanging="360"/>
+      </w:pPr>
+      <w:rPr>
+        <w:rFonts w:ascii="Wingdings" w:hAnsi="Wingdings" w:hint="default"/>
+        <w:sz w:val="20"/>
+      </w:rPr>
+    </w:lvl>
+    <w:lvl w:ilvl="8" w:tentative="1">
+      <w:start w:val="1"/>
+      <w:numFmt w:val="bullet"/>
+      <w:lvlText w:val=""/>
+      <w:lvlJc w:val="left"/>
+      <w:pPr>
+        <w:tabs>
+          <w:tab w:val="num" w:pos="6480"/>
+        </w:tabs>
+        <w:ind w:left="6480" w:hanging="360"/>
+      </w:pPr>
+      <w:rPr>
+        <w:rFonts w:ascii="Wingdings" w:hAnsi="Wingdings" w:hint="default"/>
+        <w:sz w:val="20"/>
+      </w:rPr>
+    </w:lvl>
+  </w:abstractNum>
+  <w:num w:numId="1" w16cid:durableId="655261646">
+    <w:abstractNumId w:val="9"/>
+  </w:num>
+  <w:num w:numId="2" w16cid:durableId="1060590286">
+    <w:abstractNumId w:val="7"/>
+  </w:num>
+  <w:num w:numId="3" w16cid:durableId="1934315992">
+    <w:abstractNumId w:val="1"/>
+  </w:num>
+  <w:num w:numId="4" w16cid:durableId="118031882">
+    <w:abstractNumId w:val="0"/>
+  </w:num>
+  <w:num w:numId="5" w16cid:durableId="118038520">
+    <w:abstractNumId w:val="8"/>
+  </w:num>
+  <w:num w:numId="6" w16cid:durableId="1606843773">
+    <w:abstractNumId w:val="4"/>
+  </w:num>
+  <w:num w:numId="7" w16cid:durableId="1759136949">
+    <w:abstractNumId w:val="3"/>
+  </w:num>
+  <w:num w:numId="8" w16cid:durableId="1575357062">
+    <w:abstractNumId w:val="2"/>
+  </w:num>
+  <w:num w:numId="9" w16cid:durableId="1364550804">
+    <w:abstractNumId w:val="6"/>
+  </w:num>
+  <w:num w:numId="10" w16cid:durableId="41298384">
+    <w:abstractNumId w:val="5"/>
+  </w:num>
+</w:numbering>
 </file>
 
 <file path=word/styles.xml><?xml version="1.0" encoding="utf-8"?>
@@ -1317,6 +4092,7 @@
   <w:style w:type="paragraph" w:default="1" w:styleId="Normal">
     <w:name w:val="Normal"/>
     <w:qFormat/>
+    <w:rsid w:val="00620D25"/>
     <w:pPr>
       <w:spacing w:after="231" w:line="249" w:lineRule="auto"/>
       <w:ind w:left="10" w:hanging="10"/>
@@ -1369,9 +4145,32 @@
       <w:u w:val="single" w:color="000000"/>
     </w:rPr>
   </w:style>
+  <w:style w:type="paragraph" w:styleId="Ttulo3">
+    <w:name w:val="heading 3"/>
+    <w:basedOn w:val="Normal"/>
+    <w:next w:val="Normal"/>
+    <w:link w:val="Ttulo3Char"/>
+    <w:uiPriority w:val="9"/>
+    <w:semiHidden/>
+    <w:unhideWhenUsed/>
+    <w:qFormat/>
+    <w:rsid w:val="00BC161E"/>
+    <w:pPr>
+      <w:keepNext/>
+      <w:keepLines/>
+      <w:spacing w:before="40" w:after="0"/>
+      <w:outlineLvl w:val="2"/>
+    </w:pPr>
+    <w:rPr>
+      <w:rFonts w:asciiTheme="majorHAnsi" w:eastAsiaTheme="majorEastAsia" w:hAnsiTheme="majorHAnsi" w:cstheme="majorBidi"/>
+      <w:color w:val="0A2F40" w:themeColor="accent1" w:themeShade="7F"/>
+      <w:sz w:val="24"/>
+    </w:rPr>
+  </w:style>
   <w:style w:type="character" w:default="1" w:styleId="Fontepargpadro">
     <w:name w:val="Default Paragraph Font"/>
     <w:uiPriority w:val="1"/>
+    <w:semiHidden/>
     <w:unhideWhenUsed/>
   </w:style>
   <w:style w:type="table" w:default="1" w:styleId="Tabelanormal">
@@ -1416,6 +4215,41 @@
       <w:b/>
       <w:color w:val="000000"/>
       <w:sz w:val="26"/>
+    </w:rPr>
+  </w:style>
+  <w:style w:type="character" w:customStyle="1" w:styleId="Ttulo3Char">
+    <w:name w:val="Título 3 Char"/>
+    <w:basedOn w:val="Fontepargpadro"/>
+    <w:link w:val="Ttulo3"/>
+    <w:uiPriority w:val="9"/>
+    <w:semiHidden/>
+    <w:rsid w:val="00BC161E"/>
+    <w:rPr>
+      <w:rFonts w:asciiTheme="majorHAnsi" w:eastAsiaTheme="majorEastAsia" w:hAnsiTheme="majorHAnsi" w:cstheme="majorBidi"/>
+      <w:color w:val="0A2F40" w:themeColor="accent1" w:themeShade="7F"/>
+    </w:rPr>
+  </w:style>
+  <w:style w:type="character" w:styleId="Hyperlink">
+    <w:name w:val="Hyperlink"/>
+    <w:basedOn w:val="Fontepargpadro"/>
+    <w:uiPriority w:val="99"/>
+    <w:unhideWhenUsed/>
+    <w:rsid w:val="00BC161E"/>
+    <w:rPr>
+      <w:color w:val="467886" w:themeColor="hyperlink"/>
+      <w:u w:val="single"/>
+    </w:rPr>
+  </w:style>
+  <w:style w:type="character" w:styleId="MenoPendente">
+    <w:name w:val="Unresolved Mention"/>
+    <w:basedOn w:val="Fontepargpadro"/>
+    <w:uiPriority w:val="99"/>
+    <w:semiHidden/>
+    <w:unhideWhenUsed/>
+    <w:rsid w:val="00BC161E"/>
+    <w:rPr>
+      <w:color w:val="605E5C"/>
+      <w:shd w:val="clear" w:color="auto" w:fill="E1DFDD"/>
     </w:rPr>
   </w:style>
 </w:styles>
